--- a/База по управлению .docx
+++ b/База по управлению .docx
@@ -1,6 +1,6 @@
 
 <file path=word/document.xml><?xml version="1.0" encoding="utf-8"?>
-<w:document xmlns:ve="http://schemas.openxmlformats.org/markup-compatibility/2006" xmlns:o="urn:schemas-microsoft-com:office:office" xmlns:r="http://schemas.openxmlformats.org/officeDocument/2006/relationships" xmlns:m="http://schemas.openxmlformats.org/officeDocument/2006/math" xmlns:v="urn:schemas-microsoft-com:vml" xmlns:wp="http://schemas.openxmlformats.org/drawingml/2006/wordprocessingDrawing" xmlns:w10="urn:schemas-microsoft-com:office:word" xmlns:w="http://schemas.openxmlformats.org/wordprocessingml/2006/main" xmlns:wne="http://schemas.microsoft.com/office/word/2006/wordml">
+<w:document xmlns:a="http://schemas.openxmlformats.org/drawingml/2006/main" xmlns:ns1="http://schemas.openxmlformats.org/drawingml/2006/wordprocessingDrawing" xmlns:ns5="http://schemas.openxmlformats.org/officeDocument/2006/math" xmlns:ns6="http://schemas.microsoft.com/office/drawing/2010/main" xmlns:pic="http://schemas.openxmlformats.org/drawingml/2006/picture" xmlns:r="http://schemas.openxmlformats.org/officeDocument/2006/relationships" xmlns:w="http://schemas.openxmlformats.org/wordprocessingml/2006/main">
   <w:body>
     <w:p>
       <w:pPr>
@@ -21335,16 +21335,16 @@
           <w:noProof/>
         </w:rPr>
         <w:drawing>
-          <wp:inline distT="0" distB="0" distL="0" distR="0">
-            <wp:extent cx="2286000" cy="1138555"/>
-            <wp:effectExtent l="19050" t="0" r="0" b="0"/>
-            <wp:docPr id="29" name="Picture 52" descr="Screen Shot 2022-05-05 at 02.48.08"/>
-            <wp:cNvGraphicFramePr>
-              <a:graphicFrameLocks xmlns:a="http://schemas.openxmlformats.org/drawingml/2006/main" noChangeAspect="1"/>
-            </wp:cNvGraphicFramePr>
-            <a:graphic xmlns:a="http://schemas.openxmlformats.org/drawingml/2006/main">
+          <ns1:inline distT="0" distB="0" distL="0" distR="0">
+            <ns1:extent cx="2286000" cy="1138555"/>
+            <ns1:effectExtent l="19050" t="0" r="0" b="0"/>
+            <ns1:docPr id="29" name="Picture 52" descr="Screen Shot 2022-05-05 at 02.48.08"/>
+            <ns1:cNvGraphicFramePr>
+              <a:graphicFrameLocks noChangeAspect="1"/>
+            </ns1:cNvGraphicFramePr>
+            <a:graphic>
               <a:graphicData uri="http://schemas.openxmlformats.org/drawingml/2006/picture">
-                <pic:pic xmlns:pic="http://schemas.openxmlformats.org/drawingml/2006/picture">
+                <pic:pic>
                   <pic:nvPicPr>
                     <pic:cNvPr id="0" name="Picture 52" descr="Screen Shot 2022-05-05 at 02.48.08"/>
                     <pic:cNvPicPr>
@@ -21353,7 +21353,6 @@
                   </pic:nvPicPr>
                   <pic:blipFill>
                     <a:blip r:embed="rId6"/>
-                    <a:srcRect/>
                     <a:stretch>
                       <a:fillRect/>
                     </a:stretch>
@@ -21377,7 +21376,7 @@
                 </pic:pic>
               </a:graphicData>
             </a:graphic>
-          </wp:inline>
+          </ns1:inline>
         </w:drawing>
       </w:r>
     </w:p>
@@ -21975,8 +21974,8 @@
         </w:rPr>
         <w:t xml:space="preserve"> </w:t>
       </w:r>
-      <m:oMath>
-        <m:r>
+      <ns5:oMath>
+        <ns5:r>
           <w:rPr>
             <w:rFonts w:ascii="Cambria Math" w:hAnsi="Cambria Math"/>
             <w:sz w:val="24"/>
@@ -21985,9 +21984,9 @@
             <w:vertAlign w:val="subscript"/>
             <w:lang w:val="en-US"/>
           </w:rPr>
-          <m:t>π</m:t>
-        </m:r>
-      </m:oMath>
+          <ns5:t>π</ns5:t>
+        </ns5:r>
+      </ns5:oMath>
       <w:r>
         <w:rPr>
           <w:rFonts w:ascii="Times New Roman" w:hAnsi="Times New Roman"/>
@@ -34896,16 +34895,16 @@
           <w:noProof/>
         </w:rPr>
         <w:drawing>
-          <wp:inline distT="0" distB="0" distL="0" distR="0">
-            <wp:extent cx="3568065" cy="2142490"/>
-            <wp:effectExtent l="19050" t="0" r="0" b="0"/>
-            <wp:docPr id="20" name="image2.png"/>
-            <wp:cNvGraphicFramePr>
-              <a:graphicFrameLocks xmlns:a="http://schemas.openxmlformats.org/drawingml/2006/main" noChangeAspect="1"/>
-            </wp:cNvGraphicFramePr>
-            <a:graphic xmlns:a="http://schemas.openxmlformats.org/drawingml/2006/main">
+          <ns1:inline distT="0" distB="0" distL="0" distR="0">
+            <ns1:extent cx="3568065" cy="2142490"/>
+            <ns1:effectExtent l="19050" t="0" r="0" b="0"/>
+            <ns1:docPr id="20" name="image2.png"/>
+            <ns1:cNvGraphicFramePr>
+              <a:graphicFrameLocks noChangeAspect="1"/>
+            </ns1:cNvGraphicFramePr>
+            <a:graphic>
               <a:graphicData uri="http://schemas.openxmlformats.org/drawingml/2006/picture">
-                <pic:pic xmlns:pic="http://schemas.openxmlformats.org/drawingml/2006/picture">
+                <pic:pic>
                   <pic:nvPicPr>
                     <pic:cNvPr id="0" name="image2.png"/>
                     <pic:cNvPicPr>
@@ -34914,7 +34913,6 @@
                   </pic:nvPicPr>
                   <pic:blipFill>
                     <a:blip r:embed="rId7"/>
-                    <a:srcRect/>
                     <a:stretch>
                       <a:fillRect/>
                     </a:stretch>
@@ -34938,7 +34936,7 @@
                 </pic:pic>
               </a:graphicData>
             </a:graphic>
-          </wp:inline>
+          </ns1:inline>
         </w:drawing>
       </w:r>
       <w:r>
@@ -36511,16 +36509,16 @@
           <w:noProof/>
         </w:rPr>
         <w:drawing>
-          <wp:inline distT="0" distB="0" distL="114300" distR="114300">
-            <wp:extent cx="1946275" cy="789940"/>
-            <wp:effectExtent l="0" t="0" r="9525" b="22860"/>
-            <wp:docPr id="35" name="Picture 3" descr="Screen Shot 2022-05-04 at 23.16.53"/>
-            <wp:cNvGraphicFramePr>
-              <a:graphicFrameLocks xmlns:a="http://schemas.openxmlformats.org/drawingml/2006/main" noChangeAspect="1"/>
-            </wp:cNvGraphicFramePr>
-            <a:graphic xmlns:a="http://schemas.openxmlformats.org/drawingml/2006/main">
+          <ns1:inline distT="0" distB="0" distL="114300" distR="114300">
+            <ns1:extent cx="1946275" cy="789940"/>
+            <ns1:effectExtent l="0" t="0" r="9525" b="22860"/>
+            <ns1:docPr id="35" name="Picture 3" descr="Screen Shot 2022-05-04 at 23.16.53"/>
+            <ns1:cNvGraphicFramePr>
+              <a:graphicFrameLocks noChangeAspect="1"/>
+            </ns1:cNvGraphicFramePr>
+            <a:graphic>
               <a:graphicData uri="http://schemas.openxmlformats.org/drawingml/2006/picture">
-                <pic:pic xmlns:pic="http://schemas.openxmlformats.org/drawingml/2006/picture">
+                <pic:pic>
                   <pic:nvPicPr>
                     <pic:cNvPr id="3" name="Picture 3" descr="Screen Shot 2022-05-04 at 23.16.53"/>
                     <pic:cNvPicPr>
@@ -36545,7 +36543,7 @@
                 </pic:pic>
               </a:graphicData>
             </a:graphic>
-          </wp:inline>
+          </ns1:inline>
         </w:drawing>
       </w:r>
     </w:p>
@@ -36585,16 +36583,16 @@
           <w:noProof/>
         </w:rPr>
         <w:drawing>
-          <wp:inline distT="0" distB="0" distL="114300" distR="114300">
-            <wp:extent cx="4547235" cy="687070"/>
-            <wp:effectExtent l="0" t="0" r="24765" b="24130"/>
-            <wp:docPr id="36" name="Picture 4" descr="Screen Shot 2022-05-04 at 23.19.46"/>
-            <wp:cNvGraphicFramePr>
-              <a:graphicFrameLocks xmlns:a="http://schemas.openxmlformats.org/drawingml/2006/main" noChangeAspect="1"/>
-            </wp:cNvGraphicFramePr>
-            <a:graphic xmlns:a="http://schemas.openxmlformats.org/drawingml/2006/main">
+          <ns1:inline distT="0" distB="0" distL="114300" distR="114300">
+            <ns1:extent cx="4547235" cy="687070"/>
+            <ns1:effectExtent l="0" t="0" r="24765" b="24130"/>
+            <ns1:docPr id="36" name="Picture 4" descr="Screen Shot 2022-05-04 at 23.19.46"/>
+            <ns1:cNvGraphicFramePr>
+              <a:graphicFrameLocks noChangeAspect="1"/>
+            </ns1:cNvGraphicFramePr>
+            <a:graphic>
               <a:graphicData uri="http://schemas.openxmlformats.org/drawingml/2006/picture">
-                <pic:pic xmlns:pic="http://schemas.openxmlformats.org/drawingml/2006/picture">
+                <pic:pic>
                   <pic:nvPicPr>
                     <pic:cNvPr id="4" name="Picture 4" descr="Screen Shot 2022-05-04 at 23.19.46"/>
                     <pic:cNvPicPr>
@@ -36619,7 +36617,7 @@
                 </pic:pic>
               </a:graphicData>
             </a:graphic>
-          </wp:inline>
+          </ns1:inline>
         </w:drawing>
       </w:r>
     </w:p>
@@ -36662,16 +36660,16 @@
           <w:noProof/>
         </w:rPr>
         <w:drawing>
-          <wp:inline distT="0" distB="0" distL="114300" distR="114300">
-            <wp:extent cx="4531360" cy="415925"/>
-            <wp:effectExtent l="0" t="0" r="15240" b="15875"/>
-            <wp:docPr id="37" name="Picture 5" descr="Screen Shot 2022-05-04 at 23.22.09"/>
-            <wp:cNvGraphicFramePr>
-              <a:graphicFrameLocks xmlns:a="http://schemas.openxmlformats.org/drawingml/2006/main" noChangeAspect="1"/>
-            </wp:cNvGraphicFramePr>
-            <a:graphic xmlns:a="http://schemas.openxmlformats.org/drawingml/2006/main">
+          <ns1:inline distT="0" distB="0" distL="114300" distR="114300">
+            <ns1:extent cx="4531360" cy="415925"/>
+            <ns1:effectExtent l="0" t="0" r="15240" b="15875"/>
+            <ns1:docPr id="37" name="Picture 5" descr="Screen Shot 2022-05-04 at 23.22.09"/>
+            <ns1:cNvGraphicFramePr>
+              <a:graphicFrameLocks noChangeAspect="1"/>
+            </ns1:cNvGraphicFramePr>
+            <a:graphic>
               <a:graphicData uri="http://schemas.openxmlformats.org/drawingml/2006/picture">
-                <pic:pic xmlns:pic="http://schemas.openxmlformats.org/drawingml/2006/picture">
+                <pic:pic>
                   <pic:nvPicPr>
                     <pic:cNvPr id="5" name="Picture 5" descr="Screen Shot 2022-05-04 at 23.22.09"/>
                     <pic:cNvPicPr>
@@ -36696,7 +36694,7 @@
                 </pic:pic>
               </a:graphicData>
             </a:graphic>
-          </wp:inline>
+          </ns1:inline>
         </w:drawing>
       </w:r>
     </w:p>
@@ -36750,16 +36748,16 @@
           <w:noProof/>
         </w:rPr>
         <w:drawing>
-          <wp:inline distT="0" distB="0" distL="114300" distR="114300">
-            <wp:extent cx="4507865" cy="290830"/>
-            <wp:effectExtent l="0" t="0" r="13335" b="13970"/>
-            <wp:docPr id="38" name="Picture 6" descr="Screen Shot 2022-05-04 at 23.19.03"/>
-            <wp:cNvGraphicFramePr>
-              <a:graphicFrameLocks xmlns:a="http://schemas.openxmlformats.org/drawingml/2006/main" noChangeAspect="1"/>
-            </wp:cNvGraphicFramePr>
-            <a:graphic xmlns:a="http://schemas.openxmlformats.org/drawingml/2006/main">
+          <ns1:inline distT="0" distB="0" distL="114300" distR="114300">
+            <ns1:extent cx="4507865" cy="290830"/>
+            <ns1:effectExtent l="0" t="0" r="13335" b="13970"/>
+            <ns1:docPr id="38" name="Picture 6" descr="Screen Shot 2022-05-04 at 23.19.03"/>
+            <ns1:cNvGraphicFramePr>
+              <a:graphicFrameLocks noChangeAspect="1"/>
+            </ns1:cNvGraphicFramePr>
+            <a:graphic>
               <a:graphicData uri="http://schemas.openxmlformats.org/drawingml/2006/picture">
-                <pic:pic xmlns:pic="http://schemas.openxmlformats.org/drawingml/2006/picture">
+                <pic:pic>
                   <pic:nvPicPr>
                     <pic:cNvPr id="6" name="Picture 6" descr="Screen Shot 2022-05-04 at 23.19.03"/>
                     <pic:cNvPicPr>
@@ -36784,7 +36782,7 @@
                 </pic:pic>
               </a:graphicData>
             </a:graphic>
-          </wp:inline>
+          </ns1:inline>
         </w:drawing>
       </w:r>
     </w:p>
@@ -36824,16 +36822,16 @@
           <w:noProof/>
         </w:rPr>
         <w:drawing>
-          <wp:inline distT="0" distB="0" distL="114300" distR="114300">
-            <wp:extent cx="4494530" cy="313055"/>
-            <wp:effectExtent l="0" t="0" r="1270" b="17145"/>
-            <wp:docPr id="39" name="Picture 9" descr="Screen Shot 2022-05-04 at 23.24.38"/>
-            <wp:cNvGraphicFramePr>
-              <a:graphicFrameLocks xmlns:a="http://schemas.openxmlformats.org/drawingml/2006/main" noChangeAspect="1"/>
-            </wp:cNvGraphicFramePr>
-            <a:graphic xmlns:a="http://schemas.openxmlformats.org/drawingml/2006/main">
+          <ns1:inline distT="0" distB="0" distL="114300" distR="114300">
+            <ns1:extent cx="4494530" cy="313055"/>
+            <ns1:effectExtent l="0" t="0" r="1270" b="17145"/>
+            <ns1:docPr id="39" name="Picture 9" descr="Screen Shot 2022-05-04 at 23.24.38"/>
+            <ns1:cNvGraphicFramePr>
+              <a:graphicFrameLocks noChangeAspect="1"/>
+            </ns1:cNvGraphicFramePr>
+            <a:graphic>
               <a:graphicData uri="http://schemas.openxmlformats.org/drawingml/2006/picture">
-                <pic:pic xmlns:pic="http://schemas.openxmlformats.org/drawingml/2006/picture">
+                <pic:pic>
                   <pic:nvPicPr>
                     <pic:cNvPr id="9" name="Picture 9" descr="Screen Shot 2022-05-04 at 23.24.38"/>
                     <pic:cNvPicPr>
@@ -36858,7 +36856,7 @@
                 </pic:pic>
               </a:graphicData>
             </a:graphic>
-          </wp:inline>
+          </ns1:inline>
         </w:drawing>
       </w:r>
     </w:p>
@@ -36923,16 +36921,16 @@
           <w:noProof/>
         </w:rPr>
         <w:drawing>
-          <wp:inline distT="0" distB="0" distL="114300" distR="114300">
-            <wp:extent cx="2466975" cy="977900"/>
-            <wp:effectExtent l="0" t="0" r="22225" b="12700"/>
-            <wp:docPr id="40" name="Picture 8" descr="Screen Shot 2022-05-04 at 23.30.09"/>
-            <wp:cNvGraphicFramePr>
-              <a:graphicFrameLocks xmlns:a="http://schemas.openxmlformats.org/drawingml/2006/main" noChangeAspect="1"/>
-            </wp:cNvGraphicFramePr>
-            <a:graphic xmlns:a="http://schemas.openxmlformats.org/drawingml/2006/main">
+          <ns1:inline distT="0" distB="0" distL="114300" distR="114300">
+            <ns1:extent cx="2466975" cy="977900"/>
+            <ns1:effectExtent l="0" t="0" r="22225" b="12700"/>
+            <ns1:docPr id="40" name="Picture 8" descr="Screen Shot 2022-05-04 at 23.30.09"/>
+            <ns1:cNvGraphicFramePr>
+              <a:graphicFrameLocks noChangeAspect="1"/>
+            </ns1:cNvGraphicFramePr>
+            <a:graphic>
               <a:graphicData uri="http://schemas.openxmlformats.org/drawingml/2006/picture">
-                <pic:pic xmlns:pic="http://schemas.openxmlformats.org/drawingml/2006/picture">
+                <pic:pic>
                   <pic:nvPicPr>
                     <pic:cNvPr id="8" name="Picture 8" descr="Screen Shot 2022-05-04 at 23.30.09"/>
                     <pic:cNvPicPr>
@@ -36957,7 +36955,7 @@
                 </pic:pic>
               </a:graphicData>
             </a:graphic>
-          </wp:inline>
+          </ns1:inline>
         </w:drawing>
       </w:r>
     </w:p>
@@ -37012,16 +37010,16 @@
           <w:noProof/>
         </w:rPr>
         <w:drawing>
-          <wp:inline distT="0" distB="0" distL="114300" distR="114300">
-            <wp:extent cx="4275455" cy="486410"/>
-            <wp:effectExtent l="0" t="0" r="17145" b="21590"/>
-            <wp:docPr id="41" name="Picture 10" descr="Screen Shot 2022-05-04 at 23.32.23"/>
-            <wp:cNvGraphicFramePr>
-              <a:graphicFrameLocks xmlns:a="http://schemas.openxmlformats.org/drawingml/2006/main" noChangeAspect="1"/>
-            </wp:cNvGraphicFramePr>
-            <a:graphic xmlns:a="http://schemas.openxmlformats.org/drawingml/2006/main">
+          <ns1:inline distT="0" distB="0" distL="114300" distR="114300">
+            <ns1:extent cx="4275455" cy="486410"/>
+            <ns1:effectExtent l="0" t="0" r="17145" b="21590"/>
+            <ns1:docPr id="41" name="Picture 10" descr="Screen Shot 2022-05-04 at 23.32.23"/>
+            <ns1:cNvGraphicFramePr>
+              <a:graphicFrameLocks noChangeAspect="1"/>
+            </ns1:cNvGraphicFramePr>
+            <a:graphic>
               <a:graphicData uri="http://schemas.openxmlformats.org/drawingml/2006/picture">
-                <pic:pic xmlns:pic="http://schemas.openxmlformats.org/drawingml/2006/picture">
+                <pic:pic>
                   <pic:nvPicPr>
                     <pic:cNvPr id="10" name="Picture 10" descr="Screen Shot 2022-05-04 at 23.32.23"/>
                     <pic:cNvPicPr>
@@ -37046,7 +37044,7 @@
                 </pic:pic>
               </a:graphicData>
             </a:graphic>
-          </wp:inline>
+          </ns1:inline>
         </w:drawing>
       </w:r>
     </w:p>
@@ -37086,16 +37084,16 @@
           <w:noProof/>
         </w:rPr>
         <w:drawing>
-          <wp:inline distT="0" distB="0" distL="114300" distR="114300">
-            <wp:extent cx="4257675" cy="643255"/>
-            <wp:effectExtent l="0" t="0" r="9525" b="17145"/>
-            <wp:docPr id="42" name="Picture 11" descr="Screen Shot 2022-05-04 at 23.19.46"/>
-            <wp:cNvGraphicFramePr>
-              <a:graphicFrameLocks xmlns:a="http://schemas.openxmlformats.org/drawingml/2006/main" noChangeAspect="1"/>
-            </wp:cNvGraphicFramePr>
-            <a:graphic xmlns:a="http://schemas.openxmlformats.org/drawingml/2006/main">
+          <ns1:inline distT="0" distB="0" distL="114300" distR="114300">
+            <ns1:extent cx="4257675" cy="643255"/>
+            <ns1:effectExtent l="0" t="0" r="9525" b="17145"/>
+            <ns1:docPr id="42" name="Picture 11" descr="Screen Shot 2022-05-04 at 23.19.46"/>
+            <ns1:cNvGraphicFramePr>
+              <a:graphicFrameLocks noChangeAspect="1"/>
+            </ns1:cNvGraphicFramePr>
+            <a:graphic>
               <a:graphicData uri="http://schemas.openxmlformats.org/drawingml/2006/picture">
-                <pic:pic xmlns:pic="http://schemas.openxmlformats.org/drawingml/2006/picture">
+                <pic:pic>
                   <pic:nvPicPr>
                     <pic:cNvPr id="11" name="Picture 11" descr="Screen Shot 2022-05-04 at 23.19.46"/>
                     <pic:cNvPicPr>
@@ -37120,7 +37118,7 @@
                 </pic:pic>
               </a:graphicData>
             </a:graphic>
-          </wp:inline>
+          </ns1:inline>
         </w:drawing>
       </w:r>
     </w:p>
@@ -37160,16 +37158,16 @@
           <w:noProof/>
         </w:rPr>
         <w:drawing>
-          <wp:inline distT="0" distB="0" distL="114300" distR="114300">
-            <wp:extent cx="4227830" cy="549910"/>
-            <wp:effectExtent l="0" t="0" r="13970" b="8890"/>
-            <wp:docPr id="43" name="Picture 12" descr="Screen Shot 2022-05-04 at 23.34.33"/>
-            <wp:cNvGraphicFramePr>
-              <a:graphicFrameLocks xmlns:a="http://schemas.openxmlformats.org/drawingml/2006/main" noChangeAspect="1"/>
-            </wp:cNvGraphicFramePr>
-            <a:graphic xmlns:a="http://schemas.openxmlformats.org/drawingml/2006/main">
+          <ns1:inline distT="0" distB="0" distL="114300" distR="114300">
+            <ns1:extent cx="4227830" cy="549910"/>
+            <ns1:effectExtent l="0" t="0" r="13970" b="8890"/>
+            <ns1:docPr id="43" name="Picture 12" descr="Screen Shot 2022-05-04 at 23.34.33"/>
+            <ns1:cNvGraphicFramePr>
+              <a:graphicFrameLocks noChangeAspect="1"/>
+            </ns1:cNvGraphicFramePr>
+            <a:graphic>
               <a:graphicData uri="http://schemas.openxmlformats.org/drawingml/2006/picture">
-                <pic:pic xmlns:pic="http://schemas.openxmlformats.org/drawingml/2006/picture">
+                <pic:pic>
                   <pic:nvPicPr>
                     <pic:cNvPr id="12" name="Picture 12" descr="Screen Shot 2022-05-04 at 23.34.33"/>
                     <pic:cNvPicPr>
@@ -37194,7 +37192,7 @@
                 </pic:pic>
               </a:graphicData>
             </a:graphic>
-          </wp:inline>
+          </ns1:inline>
         </w:drawing>
       </w:r>
     </w:p>
@@ -37234,16 +37232,16 @@
           <w:noProof/>
         </w:rPr>
         <w:drawing>
-          <wp:inline distT="0" distB="0" distL="114300" distR="114300">
-            <wp:extent cx="4225925" cy="417195"/>
-            <wp:effectExtent l="0" t="0" r="15875" b="14605"/>
-            <wp:docPr id="44" name="Picture 27" descr="Screen Shot 2022-05-04 at 23.53.29"/>
-            <wp:cNvGraphicFramePr>
-              <a:graphicFrameLocks xmlns:a="http://schemas.openxmlformats.org/drawingml/2006/main" noChangeAspect="1"/>
-            </wp:cNvGraphicFramePr>
-            <a:graphic xmlns:a="http://schemas.openxmlformats.org/drawingml/2006/main">
+          <ns1:inline distT="0" distB="0" distL="114300" distR="114300">
+            <ns1:extent cx="4225925" cy="417195"/>
+            <ns1:effectExtent l="0" t="0" r="15875" b="14605"/>
+            <ns1:docPr id="44" name="Picture 27" descr="Screen Shot 2022-05-04 at 23.53.29"/>
+            <ns1:cNvGraphicFramePr>
+              <a:graphicFrameLocks noChangeAspect="1"/>
+            </ns1:cNvGraphicFramePr>
+            <a:graphic>
               <a:graphicData uri="http://schemas.openxmlformats.org/drawingml/2006/picture">
-                <pic:pic xmlns:pic="http://schemas.openxmlformats.org/drawingml/2006/picture">
+                <pic:pic>
                   <pic:nvPicPr>
                     <pic:cNvPr id="27" name="Picture 27" descr="Screen Shot 2022-05-04 at 23.53.29"/>
                     <pic:cNvPicPr>
@@ -37268,7 +37266,7 @@
                 </pic:pic>
               </a:graphicData>
             </a:graphic>
-          </wp:inline>
+          </ns1:inline>
         </w:drawing>
       </w:r>
     </w:p>
@@ -37333,16 +37331,16 @@
           <w:noProof/>
         </w:rPr>
         <w:drawing>
-          <wp:inline distT="0" distB="0" distL="114300" distR="114300">
-            <wp:extent cx="2737485" cy="1056640"/>
-            <wp:effectExtent l="0" t="0" r="5715" b="10160"/>
-            <wp:docPr id="45" name="Picture 14" descr="Screen Shot 2022-05-04 at 23.40.33"/>
-            <wp:cNvGraphicFramePr>
-              <a:graphicFrameLocks xmlns:a="http://schemas.openxmlformats.org/drawingml/2006/main" noChangeAspect="1"/>
-            </wp:cNvGraphicFramePr>
-            <a:graphic xmlns:a="http://schemas.openxmlformats.org/drawingml/2006/main">
+          <ns1:inline distT="0" distB="0" distL="114300" distR="114300">
+            <ns1:extent cx="2737485" cy="1056640"/>
+            <ns1:effectExtent l="0" t="0" r="5715" b="10160"/>
+            <ns1:docPr id="45" name="Picture 14" descr="Screen Shot 2022-05-04 at 23.40.33"/>
+            <ns1:cNvGraphicFramePr>
+              <a:graphicFrameLocks noChangeAspect="1"/>
+            </ns1:cNvGraphicFramePr>
+            <a:graphic>
               <a:graphicData uri="http://schemas.openxmlformats.org/drawingml/2006/picture">
-                <pic:pic xmlns:pic="http://schemas.openxmlformats.org/drawingml/2006/picture">
+                <pic:pic>
                   <pic:nvPicPr>
                     <pic:cNvPr id="14" name="Picture 14" descr="Screen Shot 2022-05-04 at 23.40.33"/>
                     <pic:cNvPicPr>
@@ -37367,7 +37365,7 @@
                 </pic:pic>
               </a:graphicData>
             </a:graphic>
-          </wp:inline>
+          </ns1:inline>
         </w:drawing>
       </w:r>
     </w:p>
@@ -37407,16 +37405,16 @@
           <w:noProof/>
         </w:rPr>
         <w:drawing>
-          <wp:inline distT="0" distB="0" distL="114300" distR="114300">
-            <wp:extent cx="4528820" cy="515620"/>
-            <wp:effectExtent l="0" t="0" r="17780" b="17780"/>
-            <wp:docPr id="46" name="Picture 15" descr="Screen Shot 2022-05-04 at 23.32.23"/>
-            <wp:cNvGraphicFramePr>
-              <a:graphicFrameLocks xmlns:a="http://schemas.openxmlformats.org/drawingml/2006/main" noChangeAspect="1"/>
-            </wp:cNvGraphicFramePr>
-            <a:graphic xmlns:a="http://schemas.openxmlformats.org/drawingml/2006/main">
+          <ns1:inline distT="0" distB="0" distL="114300" distR="114300">
+            <ns1:extent cx="4528820" cy="515620"/>
+            <ns1:effectExtent l="0" t="0" r="17780" b="17780"/>
+            <ns1:docPr id="46" name="Picture 15" descr="Screen Shot 2022-05-04 at 23.32.23"/>
+            <ns1:cNvGraphicFramePr>
+              <a:graphicFrameLocks noChangeAspect="1"/>
+            </ns1:cNvGraphicFramePr>
+            <a:graphic>
               <a:graphicData uri="http://schemas.openxmlformats.org/drawingml/2006/picture">
-                <pic:pic xmlns:pic="http://schemas.openxmlformats.org/drawingml/2006/picture">
+                <pic:pic>
                   <pic:nvPicPr>
                     <pic:cNvPr id="15" name="Picture 15" descr="Screen Shot 2022-05-04 at 23.32.23"/>
                     <pic:cNvPicPr>
@@ -37441,7 +37439,7 @@
                 </pic:pic>
               </a:graphicData>
             </a:graphic>
-          </wp:inline>
+          </ns1:inline>
         </w:drawing>
       </w:r>
     </w:p>
@@ -37481,16 +37479,16 @@
           <w:noProof/>
         </w:rPr>
         <w:drawing>
-          <wp:inline distT="0" distB="0" distL="114300" distR="114300">
-            <wp:extent cx="4499610" cy="680085"/>
-            <wp:effectExtent l="0" t="0" r="21590" b="5715"/>
-            <wp:docPr id="47" name="Picture 16" descr="Screen Shot 2022-05-04 at 23.19.46"/>
-            <wp:cNvGraphicFramePr>
-              <a:graphicFrameLocks xmlns:a="http://schemas.openxmlformats.org/drawingml/2006/main" noChangeAspect="1"/>
-            </wp:cNvGraphicFramePr>
-            <a:graphic xmlns:a="http://schemas.openxmlformats.org/drawingml/2006/main">
+          <ns1:inline distT="0" distB="0" distL="114300" distR="114300">
+            <ns1:extent cx="4499610" cy="680085"/>
+            <ns1:effectExtent l="0" t="0" r="21590" b="5715"/>
+            <ns1:docPr id="47" name="Picture 16" descr="Screen Shot 2022-05-04 at 23.19.46"/>
+            <ns1:cNvGraphicFramePr>
+              <a:graphicFrameLocks noChangeAspect="1"/>
+            </ns1:cNvGraphicFramePr>
+            <a:graphic>
               <a:graphicData uri="http://schemas.openxmlformats.org/drawingml/2006/picture">
-                <pic:pic xmlns:pic="http://schemas.openxmlformats.org/drawingml/2006/picture">
+                <pic:pic>
                   <pic:nvPicPr>
                     <pic:cNvPr id="16" name="Picture 16" descr="Screen Shot 2022-05-04 at 23.19.46"/>
                     <pic:cNvPicPr>
@@ -37515,7 +37513,7 @@
                 </pic:pic>
               </a:graphicData>
             </a:graphic>
-          </wp:inline>
+          </ns1:inline>
         </w:drawing>
       </w:r>
     </w:p>
@@ -37555,16 +37553,16 @@
           <w:noProof/>
         </w:rPr>
         <w:drawing>
-          <wp:inline distT="0" distB="0" distL="114300" distR="114300">
-            <wp:extent cx="4445635" cy="577850"/>
-            <wp:effectExtent l="0" t="0" r="24765" b="6350"/>
-            <wp:docPr id="48" name="Picture 17" descr="Screen Shot 2022-05-04 at 23.34.33"/>
-            <wp:cNvGraphicFramePr>
-              <a:graphicFrameLocks xmlns:a="http://schemas.openxmlformats.org/drawingml/2006/main" noChangeAspect="1"/>
-            </wp:cNvGraphicFramePr>
-            <a:graphic xmlns:a="http://schemas.openxmlformats.org/drawingml/2006/main">
+          <ns1:inline distT="0" distB="0" distL="114300" distR="114300">
+            <ns1:extent cx="4445635" cy="577850"/>
+            <ns1:effectExtent l="0" t="0" r="24765" b="6350"/>
+            <ns1:docPr id="48" name="Picture 17" descr="Screen Shot 2022-05-04 at 23.34.33"/>
+            <ns1:cNvGraphicFramePr>
+              <a:graphicFrameLocks noChangeAspect="1"/>
+            </ns1:cNvGraphicFramePr>
+            <a:graphic>
               <a:graphicData uri="http://schemas.openxmlformats.org/drawingml/2006/picture">
-                <pic:pic xmlns:pic="http://schemas.openxmlformats.org/drawingml/2006/picture">
+                <pic:pic>
                   <pic:nvPicPr>
                     <pic:cNvPr id="17" name="Picture 17" descr="Screen Shot 2022-05-04 at 23.34.33"/>
                     <pic:cNvPicPr>
@@ -37589,7 +37587,7 @@
                 </pic:pic>
               </a:graphicData>
             </a:graphic>
-          </wp:inline>
+          </ns1:inline>
         </w:drawing>
       </w:r>
     </w:p>
@@ -37643,16 +37641,16 @@
           <w:noProof/>
         </w:rPr>
         <w:drawing>
-          <wp:inline distT="0" distB="0" distL="114300" distR="114300">
-            <wp:extent cx="4449445" cy="309880"/>
-            <wp:effectExtent l="0" t="0" r="20955" b="20320"/>
-            <wp:docPr id="49" name="Picture 18" descr="Screen Shot 2022-05-04 at 23.24.38"/>
-            <wp:cNvGraphicFramePr>
-              <a:graphicFrameLocks xmlns:a="http://schemas.openxmlformats.org/drawingml/2006/main" noChangeAspect="1"/>
-            </wp:cNvGraphicFramePr>
-            <a:graphic xmlns:a="http://schemas.openxmlformats.org/drawingml/2006/main">
+          <ns1:inline distT="0" distB="0" distL="114300" distR="114300">
+            <ns1:extent cx="4449445" cy="309880"/>
+            <ns1:effectExtent l="0" t="0" r="20955" b="20320"/>
+            <ns1:docPr id="49" name="Picture 18" descr="Screen Shot 2022-05-04 at 23.24.38"/>
+            <ns1:cNvGraphicFramePr>
+              <a:graphicFrameLocks noChangeAspect="1"/>
+            </ns1:cNvGraphicFramePr>
+            <a:graphic>
               <a:graphicData uri="http://schemas.openxmlformats.org/drawingml/2006/picture">
-                <pic:pic xmlns:pic="http://schemas.openxmlformats.org/drawingml/2006/picture">
+                <pic:pic>
                   <pic:nvPicPr>
                     <pic:cNvPr id="18" name="Picture 18" descr="Screen Shot 2022-05-04 at 23.24.38"/>
                     <pic:cNvPicPr>
@@ -37677,7 +37675,7 @@
                 </pic:pic>
               </a:graphicData>
             </a:graphic>
-          </wp:inline>
+          </ns1:inline>
         </w:drawing>
       </w:r>
     </w:p>
@@ -37742,16 +37740,16 @@
           <w:noProof/>
         </w:rPr>
         <w:drawing>
-          <wp:inline distT="0" distB="0" distL="114300" distR="114300">
-            <wp:extent cx="2714625" cy="1111885"/>
-            <wp:effectExtent l="0" t="0" r="3175" b="5715"/>
-            <wp:docPr id="50" name="Picture 19" descr="Screen Shot 2022-05-04 at 23.43.38"/>
-            <wp:cNvGraphicFramePr>
-              <a:graphicFrameLocks xmlns:a="http://schemas.openxmlformats.org/drawingml/2006/main" noChangeAspect="1"/>
-            </wp:cNvGraphicFramePr>
-            <a:graphic xmlns:a="http://schemas.openxmlformats.org/drawingml/2006/main">
+          <ns1:inline distT="0" distB="0" distL="114300" distR="114300">
+            <ns1:extent cx="2714625" cy="1111885"/>
+            <ns1:effectExtent l="0" t="0" r="3175" b="5715"/>
+            <ns1:docPr id="50" name="Picture 19" descr="Screen Shot 2022-05-04 at 23.43.38"/>
+            <ns1:cNvGraphicFramePr>
+              <a:graphicFrameLocks noChangeAspect="1"/>
+            </ns1:cNvGraphicFramePr>
+            <a:graphic>
               <a:graphicData uri="http://schemas.openxmlformats.org/drawingml/2006/picture">
-                <pic:pic xmlns:pic="http://schemas.openxmlformats.org/drawingml/2006/picture">
+                <pic:pic>
                   <pic:nvPicPr>
                     <pic:cNvPr id="19" name="Picture 19" descr="Screen Shot 2022-05-04 at 23.43.38"/>
                     <pic:cNvPicPr>
@@ -37776,7 +37774,7 @@
                 </pic:pic>
               </a:graphicData>
             </a:graphic>
-          </wp:inline>
+          </ns1:inline>
         </w:drawing>
       </w:r>
     </w:p>
@@ -37817,16 +37815,16 @@
           <w:noProof/>
         </w:rPr>
         <w:drawing>
-          <wp:inline distT="0" distB="0" distL="114300" distR="114300">
-            <wp:extent cx="4624705" cy="526415"/>
-            <wp:effectExtent l="0" t="0" r="23495" b="6985"/>
-            <wp:docPr id="51" name="Picture 20" descr="Screen Shot 2022-05-04 at 23.32.23"/>
-            <wp:cNvGraphicFramePr>
-              <a:graphicFrameLocks xmlns:a="http://schemas.openxmlformats.org/drawingml/2006/main" noChangeAspect="1"/>
-            </wp:cNvGraphicFramePr>
-            <a:graphic xmlns:a="http://schemas.openxmlformats.org/drawingml/2006/main">
+          <ns1:inline distT="0" distB="0" distL="114300" distR="114300">
+            <ns1:extent cx="4624705" cy="526415"/>
+            <ns1:effectExtent l="0" t="0" r="23495" b="6985"/>
+            <ns1:docPr id="51" name="Picture 20" descr="Screen Shot 2022-05-04 at 23.32.23"/>
+            <ns1:cNvGraphicFramePr>
+              <a:graphicFrameLocks noChangeAspect="1"/>
+            </ns1:cNvGraphicFramePr>
+            <a:graphic>
               <a:graphicData uri="http://schemas.openxmlformats.org/drawingml/2006/picture">
-                <pic:pic xmlns:pic="http://schemas.openxmlformats.org/drawingml/2006/picture">
+                <pic:pic>
                   <pic:nvPicPr>
                     <pic:cNvPr id="20" name="Picture 20" descr="Screen Shot 2022-05-04 at 23.32.23"/>
                     <pic:cNvPicPr>
@@ -37851,7 +37849,7 @@
                 </pic:pic>
               </a:graphicData>
             </a:graphic>
-          </wp:inline>
+          </ns1:inline>
         </w:drawing>
       </w:r>
     </w:p>
@@ -37905,16 +37903,16 @@
           <w:noProof/>
         </w:rPr>
         <w:drawing>
-          <wp:inline distT="0" distB="0" distL="114300" distR="114300">
-            <wp:extent cx="4647565" cy="571500"/>
-            <wp:effectExtent l="0" t="0" r="635" b="12700"/>
-            <wp:docPr id="52" name="Picture 24" descr="Screen Shot 2022-05-04 at 23.45.01"/>
-            <wp:cNvGraphicFramePr>
-              <a:graphicFrameLocks xmlns:a="http://schemas.openxmlformats.org/drawingml/2006/main" noChangeAspect="1"/>
-            </wp:cNvGraphicFramePr>
-            <a:graphic xmlns:a="http://schemas.openxmlformats.org/drawingml/2006/main">
+          <ns1:inline distT="0" distB="0" distL="114300" distR="114300">
+            <ns1:extent cx="4647565" cy="571500"/>
+            <ns1:effectExtent l="0" t="0" r="635" b="12700"/>
+            <ns1:docPr id="52" name="Picture 24" descr="Screen Shot 2022-05-04 at 23.45.01"/>
+            <ns1:cNvGraphicFramePr>
+              <a:graphicFrameLocks noChangeAspect="1"/>
+            </ns1:cNvGraphicFramePr>
+            <a:graphic>
               <a:graphicData uri="http://schemas.openxmlformats.org/drawingml/2006/picture">
-                <pic:pic xmlns:pic="http://schemas.openxmlformats.org/drawingml/2006/picture">
+                <pic:pic>
                   <pic:nvPicPr>
                     <pic:cNvPr id="24" name="Picture 24" descr="Screen Shot 2022-05-04 at 23.45.01"/>
                     <pic:cNvPicPr>
@@ -37939,7 +37937,7 @@
                 </pic:pic>
               </a:graphicData>
             </a:graphic>
-          </wp:inline>
+          </ns1:inline>
         </w:drawing>
       </w:r>
     </w:p>
@@ -37979,16 +37977,16 @@
           <w:noProof/>
         </w:rPr>
         <w:drawing>
-          <wp:inline distT="0" distB="0" distL="114300" distR="114300">
-            <wp:extent cx="4656455" cy="703580"/>
-            <wp:effectExtent l="0" t="0" r="17145" b="7620"/>
-            <wp:docPr id="53" name="Picture 25" descr="Screen Shot 2022-05-04 at 23.19.46"/>
-            <wp:cNvGraphicFramePr>
-              <a:graphicFrameLocks xmlns:a="http://schemas.openxmlformats.org/drawingml/2006/main" noChangeAspect="1"/>
-            </wp:cNvGraphicFramePr>
-            <a:graphic xmlns:a="http://schemas.openxmlformats.org/drawingml/2006/main">
+          <ns1:inline distT="0" distB="0" distL="114300" distR="114300">
+            <ns1:extent cx="4656455" cy="703580"/>
+            <ns1:effectExtent l="0" t="0" r="17145" b="7620"/>
+            <ns1:docPr id="53" name="Picture 25" descr="Screen Shot 2022-05-04 at 23.19.46"/>
+            <ns1:cNvGraphicFramePr>
+              <a:graphicFrameLocks noChangeAspect="1"/>
+            </ns1:cNvGraphicFramePr>
+            <a:graphic>
               <a:graphicData uri="http://schemas.openxmlformats.org/drawingml/2006/picture">
-                <pic:pic xmlns:pic="http://schemas.openxmlformats.org/drawingml/2006/picture">
+                <pic:pic>
                   <pic:nvPicPr>
                     <pic:cNvPr id="25" name="Picture 25" descr="Screen Shot 2022-05-04 at 23.19.46"/>
                     <pic:cNvPicPr>
@@ -38013,7 +38011,7 @@
                 </pic:pic>
               </a:graphicData>
             </a:graphic>
-          </wp:inline>
+          </ns1:inline>
         </w:drawing>
       </w:r>
     </w:p>
@@ -38053,16 +38051,16 @@
           <w:noProof/>
         </w:rPr>
         <w:drawing>
-          <wp:inline distT="0" distB="0" distL="114300" distR="114300">
-            <wp:extent cx="4717415" cy="328930"/>
-            <wp:effectExtent l="0" t="0" r="6985" b="1270"/>
-            <wp:docPr id="54" name="Picture 23" descr="Screen Shot 2022-05-04 at 23.24.38"/>
-            <wp:cNvGraphicFramePr>
-              <a:graphicFrameLocks xmlns:a="http://schemas.openxmlformats.org/drawingml/2006/main" noChangeAspect="1"/>
-            </wp:cNvGraphicFramePr>
-            <a:graphic xmlns:a="http://schemas.openxmlformats.org/drawingml/2006/main">
+          <ns1:inline distT="0" distB="0" distL="114300" distR="114300">
+            <ns1:extent cx="4717415" cy="328930"/>
+            <ns1:effectExtent l="0" t="0" r="6985" b="1270"/>
+            <ns1:docPr id="54" name="Picture 23" descr="Screen Shot 2022-05-04 at 23.24.38"/>
+            <ns1:cNvGraphicFramePr>
+              <a:graphicFrameLocks noChangeAspect="1"/>
+            </ns1:cNvGraphicFramePr>
+            <a:graphic>
               <a:graphicData uri="http://schemas.openxmlformats.org/drawingml/2006/picture">
-                <pic:pic xmlns:pic="http://schemas.openxmlformats.org/drawingml/2006/picture">
+                <pic:pic>
                   <pic:nvPicPr>
                     <pic:cNvPr id="23" name="Picture 23" descr="Screen Shot 2022-05-04 at 23.24.38"/>
                     <pic:cNvPicPr>
@@ -38087,7 +38085,7 @@
                 </pic:pic>
               </a:graphicData>
             </a:graphic>
-          </wp:inline>
+          </ns1:inline>
         </w:drawing>
       </w:r>
     </w:p>
@@ -38152,16 +38150,16 @@
           <w:noProof/>
         </w:rPr>
         <w:drawing>
-          <wp:inline distT="0" distB="0" distL="114300" distR="114300">
-            <wp:extent cx="3058160" cy="2785745"/>
-            <wp:effectExtent l="0" t="0" r="15240" b="8255"/>
-            <wp:docPr id="55" name="Picture 28" descr="Screen Shot 2022-05-05 at 00.20.10"/>
-            <wp:cNvGraphicFramePr>
-              <a:graphicFrameLocks xmlns:a="http://schemas.openxmlformats.org/drawingml/2006/main" noChangeAspect="1"/>
-            </wp:cNvGraphicFramePr>
-            <a:graphic xmlns:a="http://schemas.openxmlformats.org/drawingml/2006/main">
+          <ns1:inline distT="0" distB="0" distL="114300" distR="114300">
+            <ns1:extent cx="3058160" cy="2785745"/>
+            <ns1:effectExtent l="0" t="0" r="15240" b="8255"/>
+            <ns1:docPr id="55" name="Picture 28" descr="Screen Shot 2022-05-05 at 00.20.10"/>
+            <ns1:cNvGraphicFramePr>
+              <a:graphicFrameLocks noChangeAspect="1"/>
+            </ns1:cNvGraphicFramePr>
+            <a:graphic>
               <a:graphicData uri="http://schemas.openxmlformats.org/drawingml/2006/picture">
-                <pic:pic xmlns:pic="http://schemas.openxmlformats.org/drawingml/2006/picture">
+                <pic:pic>
                   <pic:nvPicPr>
                     <pic:cNvPr id="28" name="Picture 28" descr="Screen Shot 2022-05-05 at 00.20.10"/>
                     <pic:cNvPicPr>
@@ -38186,7 +38184,7 @@
                 </pic:pic>
               </a:graphicData>
             </a:graphic>
-          </wp:inline>
+          </ns1:inline>
         </w:drawing>
       </w:r>
     </w:p>
@@ -38226,16 +38224,16 @@
           <w:noProof/>
         </w:rPr>
         <w:drawing>
-          <wp:inline distT="0" distB="0" distL="114300" distR="114300">
-            <wp:extent cx="2601595" cy="228600"/>
-            <wp:effectExtent l="0" t="0" r="14605" b="0"/>
-            <wp:docPr id="56" name="Picture 30" descr="Screen Shot 2022-05-05 at 00.55.17"/>
-            <wp:cNvGraphicFramePr>
-              <a:graphicFrameLocks xmlns:a="http://schemas.openxmlformats.org/drawingml/2006/main" noChangeAspect="1"/>
-            </wp:cNvGraphicFramePr>
-            <a:graphic xmlns:a="http://schemas.openxmlformats.org/drawingml/2006/main">
+          <ns1:inline distT="0" distB="0" distL="114300" distR="114300">
+            <ns1:extent cx="2601595" cy="228600"/>
+            <ns1:effectExtent l="0" t="0" r="14605" b="0"/>
+            <ns1:docPr id="56" name="Picture 30" descr="Screen Shot 2022-05-05 at 00.55.17"/>
+            <ns1:cNvGraphicFramePr>
+              <a:graphicFrameLocks noChangeAspect="1"/>
+            </ns1:cNvGraphicFramePr>
+            <a:graphic>
               <a:graphicData uri="http://schemas.openxmlformats.org/drawingml/2006/picture">
-                <pic:pic xmlns:pic="http://schemas.openxmlformats.org/drawingml/2006/picture">
+                <pic:pic>
                   <pic:nvPicPr>
                     <pic:cNvPr id="30" name="Picture 30" descr="Screen Shot 2022-05-05 at 00.55.17"/>
                     <pic:cNvPicPr>
@@ -38260,7 +38258,7 @@
                 </pic:pic>
               </a:graphicData>
             </a:graphic>
-          </wp:inline>
+          </ns1:inline>
         </w:drawing>
       </w:r>
     </w:p>
@@ -38300,16 +38298,16 @@
           <w:noProof/>
         </w:rPr>
         <w:drawing>
-          <wp:inline distT="0" distB="0" distL="114300" distR="114300">
-            <wp:extent cx="4602480" cy="320675"/>
-            <wp:effectExtent l="0" t="0" r="20320" b="9525"/>
-            <wp:docPr id="57" name="Picture 31" descr="Screen Shot 2022-05-04 at 23.24.38"/>
-            <wp:cNvGraphicFramePr>
-              <a:graphicFrameLocks xmlns:a="http://schemas.openxmlformats.org/drawingml/2006/main" noChangeAspect="1"/>
-            </wp:cNvGraphicFramePr>
-            <a:graphic xmlns:a="http://schemas.openxmlformats.org/drawingml/2006/main">
+          <ns1:inline distT="0" distB="0" distL="114300" distR="114300">
+            <ns1:extent cx="4602480" cy="320675"/>
+            <ns1:effectExtent l="0" t="0" r="20320" b="9525"/>
+            <ns1:docPr id="57" name="Picture 31" descr="Screen Shot 2022-05-04 at 23.24.38"/>
+            <ns1:cNvGraphicFramePr>
+              <a:graphicFrameLocks noChangeAspect="1"/>
+            </ns1:cNvGraphicFramePr>
+            <a:graphic>
               <a:graphicData uri="http://schemas.openxmlformats.org/drawingml/2006/picture">
-                <pic:pic xmlns:pic="http://schemas.openxmlformats.org/drawingml/2006/picture">
+                <pic:pic>
                   <pic:nvPicPr>
                     <pic:cNvPr id="31" name="Picture 31" descr="Screen Shot 2022-05-04 at 23.24.38"/>
                     <pic:cNvPicPr>
@@ -38334,7 +38332,7 @@
                 </pic:pic>
               </a:graphicData>
             </a:graphic>
-          </wp:inline>
+          </ns1:inline>
         </w:drawing>
       </w:r>
     </w:p>
@@ -38388,16 +38386,16 @@
           <w:noProof/>
         </w:rPr>
         <w:drawing>
-          <wp:inline distT="0" distB="0" distL="114300" distR="114300">
-            <wp:extent cx="3916045" cy="205105"/>
-            <wp:effectExtent l="0" t="0" r="20955" b="23495"/>
-            <wp:docPr id="58" name="Picture 29" descr="Screen Shot 2022-05-05 at 00.22.41"/>
-            <wp:cNvGraphicFramePr>
-              <a:graphicFrameLocks xmlns:a="http://schemas.openxmlformats.org/drawingml/2006/main" noChangeAspect="1"/>
-            </wp:cNvGraphicFramePr>
-            <a:graphic xmlns:a="http://schemas.openxmlformats.org/drawingml/2006/main">
+          <ns1:inline distT="0" distB="0" distL="114300" distR="114300">
+            <ns1:extent cx="3916045" cy="205105"/>
+            <ns1:effectExtent l="0" t="0" r="20955" b="23495"/>
+            <ns1:docPr id="58" name="Picture 29" descr="Screen Shot 2022-05-05 at 00.22.41"/>
+            <ns1:cNvGraphicFramePr>
+              <a:graphicFrameLocks noChangeAspect="1"/>
+            </ns1:cNvGraphicFramePr>
+            <a:graphic>
               <a:graphicData uri="http://schemas.openxmlformats.org/drawingml/2006/picture">
-                <pic:pic xmlns:pic="http://schemas.openxmlformats.org/drawingml/2006/picture">
+                <pic:pic>
                   <pic:nvPicPr>
                     <pic:cNvPr id="29" name="Picture 29" descr="Screen Shot 2022-05-05 at 00.22.41"/>
                     <pic:cNvPicPr>
@@ -38422,7 +38420,7 @@
                 </pic:pic>
               </a:graphicData>
             </a:graphic>
-          </wp:inline>
+          </ns1:inline>
         </w:drawing>
       </w:r>
     </w:p>
@@ -38462,16 +38460,16 @@
           <w:noProof/>
         </w:rPr>
         <w:drawing>
-          <wp:inline distT="0" distB="0" distL="114300" distR="114300">
-            <wp:extent cx="4523740" cy="683895"/>
-            <wp:effectExtent l="0" t="0" r="22860" b="1905"/>
-            <wp:docPr id="59" name="Picture 32" descr="Screen Shot 2022-05-04 at 23.19.46"/>
-            <wp:cNvGraphicFramePr>
-              <a:graphicFrameLocks xmlns:a="http://schemas.openxmlformats.org/drawingml/2006/main" noChangeAspect="1"/>
-            </wp:cNvGraphicFramePr>
-            <a:graphic xmlns:a="http://schemas.openxmlformats.org/drawingml/2006/main">
+          <ns1:inline distT="0" distB="0" distL="114300" distR="114300">
+            <ns1:extent cx="4523740" cy="683895"/>
+            <ns1:effectExtent l="0" t="0" r="22860" b="1905"/>
+            <ns1:docPr id="59" name="Picture 32" descr="Screen Shot 2022-05-04 at 23.19.46"/>
+            <ns1:cNvGraphicFramePr>
+              <a:graphicFrameLocks noChangeAspect="1"/>
+            </ns1:cNvGraphicFramePr>
+            <a:graphic>
               <a:graphicData uri="http://schemas.openxmlformats.org/drawingml/2006/picture">
-                <pic:pic xmlns:pic="http://schemas.openxmlformats.org/drawingml/2006/picture">
+                <pic:pic>
                   <pic:nvPicPr>
                     <pic:cNvPr id="32" name="Picture 32" descr="Screen Shot 2022-05-04 at 23.19.46"/>
                     <pic:cNvPicPr>
@@ -38496,7 +38494,7 @@
                 </pic:pic>
               </a:graphicData>
             </a:graphic>
-          </wp:inline>
+          </ns1:inline>
         </w:drawing>
       </w:r>
     </w:p>
@@ -38549,16 +38547,16 @@
           <w:noProof/>
         </w:rPr>
         <w:drawing>
-          <wp:inline distT="0" distB="0" distL="114300" distR="114300">
-            <wp:extent cx="2925445" cy="2701925"/>
-            <wp:effectExtent l="0" t="0" r="20955" b="15875"/>
-            <wp:docPr id="60" name="Picture 33" descr="Screen Shot 2022-05-05 at 00.59.46"/>
-            <wp:cNvGraphicFramePr>
-              <a:graphicFrameLocks xmlns:a="http://schemas.openxmlformats.org/drawingml/2006/main" noChangeAspect="1"/>
-            </wp:cNvGraphicFramePr>
-            <a:graphic xmlns:a="http://schemas.openxmlformats.org/drawingml/2006/main">
+          <ns1:inline distT="0" distB="0" distL="114300" distR="114300">
+            <ns1:extent cx="2925445" cy="2701925"/>
+            <ns1:effectExtent l="0" t="0" r="20955" b="15875"/>
+            <ns1:docPr id="60" name="Picture 33" descr="Screen Shot 2022-05-05 at 00.59.46"/>
+            <ns1:cNvGraphicFramePr>
+              <a:graphicFrameLocks noChangeAspect="1"/>
+            </ns1:cNvGraphicFramePr>
+            <a:graphic>
               <a:graphicData uri="http://schemas.openxmlformats.org/drawingml/2006/picture">
-                <pic:pic xmlns:pic="http://schemas.openxmlformats.org/drawingml/2006/picture">
+                <pic:pic>
                   <pic:nvPicPr>
                     <pic:cNvPr id="33" name="Picture 33" descr="Screen Shot 2022-05-05 at 00.59.46"/>
                     <pic:cNvPicPr>
@@ -38583,7 +38581,7 @@
                 </pic:pic>
               </a:graphicData>
             </a:graphic>
-          </wp:inline>
+          </ns1:inline>
         </w:drawing>
       </w:r>
     </w:p>
@@ -38623,16 +38621,16 @@
           <w:noProof/>
         </w:rPr>
         <w:drawing>
-          <wp:inline distT="0" distB="0" distL="114300" distR="114300">
-            <wp:extent cx="2601595" cy="228600"/>
-            <wp:effectExtent l="0" t="0" r="14605" b="0"/>
-            <wp:docPr id="61" name="Picture 34" descr="Screen Shot 2022-05-05 at 00.55.17"/>
-            <wp:cNvGraphicFramePr>
-              <a:graphicFrameLocks xmlns:a="http://schemas.openxmlformats.org/drawingml/2006/main" noChangeAspect="1"/>
-            </wp:cNvGraphicFramePr>
-            <a:graphic xmlns:a="http://schemas.openxmlformats.org/drawingml/2006/main">
+          <ns1:inline distT="0" distB="0" distL="114300" distR="114300">
+            <ns1:extent cx="2601595" cy="228600"/>
+            <ns1:effectExtent l="0" t="0" r="14605" b="0"/>
+            <ns1:docPr id="61" name="Picture 34" descr="Screen Shot 2022-05-05 at 00.55.17"/>
+            <ns1:cNvGraphicFramePr>
+              <a:graphicFrameLocks noChangeAspect="1"/>
+            </ns1:cNvGraphicFramePr>
+            <a:graphic>
               <a:graphicData uri="http://schemas.openxmlformats.org/drawingml/2006/picture">
-                <pic:pic xmlns:pic="http://schemas.openxmlformats.org/drawingml/2006/picture">
+                <pic:pic>
                   <pic:nvPicPr>
                     <pic:cNvPr id="34" name="Picture 34" descr="Screen Shot 2022-05-05 at 00.55.17"/>
                     <pic:cNvPicPr>
@@ -38657,7 +38655,7 @@
                 </pic:pic>
               </a:graphicData>
             </a:graphic>
-          </wp:inline>
+          </ns1:inline>
         </w:drawing>
       </w:r>
     </w:p>
@@ -38697,16 +38695,16 @@
           <w:noProof/>
         </w:rPr>
         <w:drawing>
-          <wp:inline distT="0" distB="0" distL="114300" distR="114300">
-            <wp:extent cx="4602480" cy="320675"/>
-            <wp:effectExtent l="0" t="0" r="20320" b="9525"/>
-            <wp:docPr id="62" name="Picture 35" descr="Screen Shot 2022-05-04 at 23.24.38"/>
-            <wp:cNvGraphicFramePr>
-              <a:graphicFrameLocks xmlns:a="http://schemas.openxmlformats.org/drawingml/2006/main" noChangeAspect="1"/>
-            </wp:cNvGraphicFramePr>
-            <a:graphic xmlns:a="http://schemas.openxmlformats.org/drawingml/2006/main">
+          <ns1:inline distT="0" distB="0" distL="114300" distR="114300">
+            <ns1:extent cx="4602480" cy="320675"/>
+            <ns1:effectExtent l="0" t="0" r="20320" b="9525"/>
+            <ns1:docPr id="62" name="Picture 35" descr="Screen Shot 2022-05-04 at 23.24.38"/>
+            <ns1:cNvGraphicFramePr>
+              <a:graphicFrameLocks noChangeAspect="1"/>
+            </ns1:cNvGraphicFramePr>
+            <a:graphic>
               <a:graphicData uri="http://schemas.openxmlformats.org/drawingml/2006/picture">
-                <pic:pic xmlns:pic="http://schemas.openxmlformats.org/drawingml/2006/picture">
+                <pic:pic>
                   <pic:nvPicPr>
                     <pic:cNvPr id="35" name="Picture 35" descr="Screen Shot 2022-05-04 at 23.24.38"/>
                     <pic:cNvPicPr>
@@ -38731,7 +38729,7 @@
                 </pic:pic>
               </a:graphicData>
             </a:graphic>
-          </wp:inline>
+          </ns1:inline>
         </w:drawing>
       </w:r>
     </w:p>
@@ -38771,16 +38769,16 @@
           <w:noProof/>
         </w:rPr>
         <w:drawing>
-          <wp:inline distT="0" distB="0" distL="114300" distR="114300">
-            <wp:extent cx="3916045" cy="205105"/>
-            <wp:effectExtent l="0" t="0" r="20955" b="23495"/>
-            <wp:docPr id="63" name="Picture 36" descr="Screen Shot 2022-05-05 at 00.22.41"/>
-            <wp:cNvGraphicFramePr>
-              <a:graphicFrameLocks xmlns:a="http://schemas.openxmlformats.org/drawingml/2006/main" noChangeAspect="1"/>
-            </wp:cNvGraphicFramePr>
-            <a:graphic xmlns:a="http://schemas.openxmlformats.org/drawingml/2006/main">
+          <ns1:inline distT="0" distB="0" distL="114300" distR="114300">
+            <ns1:extent cx="3916045" cy="205105"/>
+            <ns1:effectExtent l="0" t="0" r="20955" b="23495"/>
+            <ns1:docPr id="63" name="Picture 36" descr="Screen Shot 2022-05-05 at 00.22.41"/>
+            <ns1:cNvGraphicFramePr>
+              <a:graphicFrameLocks noChangeAspect="1"/>
+            </ns1:cNvGraphicFramePr>
+            <a:graphic>
               <a:graphicData uri="http://schemas.openxmlformats.org/drawingml/2006/picture">
-                <pic:pic xmlns:pic="http://schemas.openxmlformats.org/drawingml/2006/picture">
+                <pic:pic>
                   <pic:nvPicPr>
                     <pic:cNvPr id="36" name="Picture 36" descr="Screen Shot 2022-05-05 at 00.22.41"/>
                     <pic:cNvPicPr>
@@ -38805,7 +38803,7 @@
                 </pic:pic>
               </a:graphicData>
             </a:graphic>
-          </wp:inline>
+          </ns1:inline>
         </w:drawing>
       </w:r>
     </w:p>
@@ -38859,16 +38857,16 @@
           <w:noProof/>
         </w:rPr>
         <w:drawing>
-          <wp:inline distT="0" distB="0" distL="114300" distR="114300">
-            <wp:extent cx="4563110" cy="295275"/>
-            <wp:effectExtent l="0" t="0" r="8890" b="9525"/>
-            <wp:docPr id="64" name="Picture 38" descr="Screen Shot 2022-05-05 at 01.05.45"/>
-            <wp:cNvGraphicFramePr>
-              <a:graphicFrameLocks xmlns:a="http://schemas.openxmlformats.org/drawingml/2006/main" noChangeAspect="1"/>
-            </wp:cNvGraphicFramePr>
-            <a:graphic xmlns:a="http://schemas.openxmlformats.org/drawingml/2006/main">
+          <ns1:inline distT="0" distB="0" distL="114300" distR="114300">
+            <ns1:extent cx="4563110" cy="295275"/>
+            <ns1:effectExtent l="0" t="0" r="8890" b="9525"/>
+            <ns1:docPr id="64" name="Picture 38" descr="Screen Shot 2022-05-05 at 01.05.45"/>
+            <ns1:cNvGraphicFramePr>
+              <a:graphicFrameLocks noChangeAspect="1"/>
+            </ns1:cNvGraphicFramePr>
+            <a:graphic>
               <a:graphicData uri="http://schemas.openxmlformats.org/drawingml/2006/picture">
-                <pic:pic xmlns:pic="http://schemas.openxmlformats.org/drawingml/2006/picture">
+                <pic:pic>
                   <pic:nvPicPr>
                     <pic:cNvPr id="38" name="Picture 38" descr="Screen Shot 2022-05-05 at 01.05.45"/>
                     <pic:cNvPicPr>
@@ -38893,7 +38891,7 @@
                 </pic:pic>
               </a:graphicData>
             </a:graphic>
-          </wp:inline>
+          </ns1:inline>
         </w:drawing>
       </w:r>
     </w:p>
@@ -38966,16 +38964,16 @@
           <w:szCs w:val="22"/>
         </w:rPr>
         <w:drawing>
-          <wp:inline distT="0" distB="0" distL="114300" distR="114300">
-            <wp:extent cx="2200910" cy="770890"/>
-            <wp:effectExtent l="0" t="0" r="8890" b="16510"/>
-            <wp:docPr id="65" name="Picture 40" descr="Screen Shot 2022-05-05 at 01.16.03"/>
-            <wp:cNvGraphicFramePr>
-              <a:graphicFrameLocks xmlns:a="http://schemas.openxmlformats.org/drawingml/2006/main" noChangeAspect="1"/>
-            </wp:cNvGraphicFramePr>
-            <a:graphic xmlns:a="http://schemas.openxmlformats.org/drawingml/2006/main">
+          <ns1:inline distT="0" distB="0" distL="114300" distR="114300">
+            <ns1:extent cx="2200910" cy="770890"/>
+            <ns1:effectExtent l="0" t="0" r="8890" b="16510"/>
+            <ns1:docPr id="65" name="Picture 40" descr="Screen Shot 2022-05-05 at 01.16.03"/>
+            <ns1:cNvGraphicFramePr>
+              <a:graphicFrameLocks noChangeAspect="1"/>
+            </ns1:cNvGraphicFramePr>
+            <a:graphic>
               <a:graphicData uri="http://schemas.openxmlformats.org/drawingml/2006/picture">
-                <pic:pic xmlns:pic="http://schemas.openxmlformats.org/drawingml/2006/picture">
+                <pic:pic>
                   <pic:nvPicPr>
                     <pic:cNvPr id="40" name="Picture 40" descr="Screen Shot 2022-05-05 at 01.16.03"/>
                     <pic:cNvPicPr>
@@ -39000,7 +38998,7 @@
                 </pic:pic>
               </a:graphicData>
             </a:graphic>
-          </wp:inline>
+          </ns1:inline>
         </w:drawing>
       </w:r>
     </w:p>
@@ -39050,16 +39048,16 @@
           <w:szCs w:val="22"/>
         </w:rPr>
         <w:drawing>
-          <wp:inline distT="0" distB="0" distL="114300" distR="114300">
-            <wp:extent cx="2577465" cy="774700"/>
-            <wp:effectExtent l="0" t="0" r="13335" b="12700"/>
-            <wp:docPr id="66" name="Picture 41" descr="Screen Shot 2022-05-05 at 01.17.31"/>
-            <wp:cNvGraphicFramePr>
-              <a:graphicFrameLocks xmlns:a="http://schemas.openxmlformats.org/drawingml/2006/main" noChangeAspect="1"/>
-            </wp:cNvGraphicFramePr>
-            <a:graphic xmlns:a="http://schemas.openxmlformats.org/drawingml/2006/main">
+          <ns1:inline distT="0" distB="0" distL="114300" distR="114300">
+            <ns1:extent cx="2577465" cy="774700"/>
+            <ns1:effectExtent l="0" t="0" r="13335" b="12700"/>
+            <ns1:docPr id="66" name="Picture 41" descr="Screen Shot 2022-05-05 at 01.17.31"/>
+            <ns1:cNvGraphicFramePr>
+              <a:graphicFrameLocks noChangeAspect="1"/>
+            </ns1:cNvGraphicFramePr>
+            <a:graphic>
               <a:graphicData uri="http://schemas.openxmlformats.org/drawingml/2006/picture">
-                <pic:pic xmlns:pic="http://schemas.openxmlformats.org/drawingml/2006/picture">
+                <pic:pic>
                   <pic:nvPicPr>
                     <pic:cNvPr id="41" name="Picture 41" descr="Screen Shot 2022-05-05 at 01.17.31"/>
                     <pic:cNvPicPr>
@@ -39084,7 +39082,7 @@
                 </pic:pic>
               </a:graphicData>
             </a:graphic>
-          </wp:inline>
+          </ns1:inline>
         </w:drawing>
       </w:r>
     </w:p>
@@ -39125,16 +39123,16 @@
           <w:szCs w:val="22"/>
         </w:rPr>
         <w:drawing>
-          <wp:inline distT="0" distB="0" distL="114300" distR="114300">
-            <wp:extent cx="2468880" cy="680085"/>
-            <wp:effectExtent l="0" t="0" r="20320" b="5715"/>
-            <wp:docPr id="67" name="Picture 42" descr="Screen Shot 2022-05-05 at 01.20.32"/>
-            <wp:cNvGraphicFramePr>
-              <a:graphicFrameLocks xmlns:a="http://schemas.openxmlformats.org/drawingml/2006/main" noChangeAspect="1"/>
-            </wp:cNvGraphicFramePr>
-            <a:graphic xmlns:a="http://schemas.openxmlformats.org/drawingml/2006/main">
+          <ns1:inline distT="0" distB="0" distL="114300" distR="114300">
+            <ns1:extent cx="2468880" cy="680085"/>
+            <ns1:effectExtent l="0" t="0" r="20320" b="5715"/>
+            <ns1:docPr id="67" name="Picture 42" descr="Screen Shot 2022-05-05 at 01.20.32"/>
+            <ns1:cNvGraphicFramePr>
+              <a:graphicFrameLocks noChangeAspect="1"/>
+            </ns1:cNvGraphicFramePr>
+            <a:graphic>
               <a:graphicData uri="http://schemas.openxmlformats.org/drawingml/2006/picture">
-                <pic:pic xmlns:pic="http://schemas.openxmlformats.org/drawingml/2006/picture">
+                <pic:pic>
                   <pic:nvPicPr>
                     <pic:cNvPr id="42" name="Picture 42" descr="Screen Shot 2022-05-05 at 01.20.32"/>
                     <pic:cNvPicPr>
@@ -39159,7 +39157,7 @@
                 </pic:pic>
               </a:graphicData>
             </a:graphic>
-          </wp:inline>
+          </ns1:inline>
         </w:drawing>
       </w:r>
     </w:p>
@@ -39200,16 +39198,16 @@
           <w:szCs w:val="22"/>
         </w:rPr>
         <w:drawing>
-          <wp:inline distT="0" distB="0" distL="114300" distR="114300">
-            <wp:extent cx="2270760" cy="1318260"/>
-            <wp:effectExtent l="0" t="0" r="15240" b="2540"/>
-            <wp:docPr id="68" name="Picture 44" descr="Screen Shot 2022-05-05 at 01.26.04"/>
-            <wp:cNvGraphicFramePr>
-              <a:graphicFrameLocks xmlns:a="http://schemas.openxmlformats.org/drawingml/2006/main" noChangeAspect="1"/>
-            </wp:cNvGraphicFramePr>
-            <a:graphic xmlns:a="http://schemas.openxmlformats.org/drawingml/2006/main">
+          <ns1:inline distT="0" distB="0" distL="114300" distR="114300">
+            <ns1:extent cx="2270760" cy="1318260"/>
+            <ns1:effectExtent l="0" t="0" r="15240" b="2540"/>
+            <ns1:docPr id="68" name="Picture 44" descr="Screen Shot 2022-05-05 at 01.26.04"/>
+            <ns1:cNvGraphicFramePr>
+              <a:graphicFrameLocks noChangeAspect="1"/>
+            </ns1:cNvGraphicFramePr>
+            <a:graphic>
               <a:graphicData uri="http://schemas.openxmlformats.org/drawingml/2006/picture">
-                <pic:pic xmlns:pic="http://schemas.openxmlformats.org/drawingml/2006/picture">
+                <pic:pic>
                   <pic:nvPicPr>
                     <pic:cNvPr id="44" name="Picture 44" descr="Screen Shot 2022-05-05 at 01.26.04"/>
                     <pic:cNvPicPr>
@@ -39234,7 +39232,7 @@
                 </pic:pic>
               </a:graphicData>
             </a:graphic>
-          </wp:inline>
+          </ns1:inline>
         </w:drawing>
       </w:r>
     </w:p>
@@ -39328,16 +39326,16 @@
           <w:szCs w:val="22"/>
         </w:rPr>
         <w:drawing>
-          <wp:inline distT="0" distB="0" distL="114300" distR="114300">
-            <wp:extent cx="2484120" cy="1934210"/>
-            <wp:effectExtent l="0" t="0" r="5080" b="21590"/>
-            <wp:docPr id="69" name="Picture 50" descr="Screen Shot 2022-05-05 at 01.45.22"/>
-            <wp:cNvGraphicFramePr>
-              <a:graphicFrameLocks xmlns:a="http://schemas.openxmlformats.org/drawingml/2006/main" noChangeAspect="1"/>
-            </wp:cNvGraphicFramePr>
-            <a:graphic xmlns:a="http://schemas.openxmlformats.org/drawingml/2006/main">
+          <ns1:inline distT="0" distB="0" distL="114300" distR="114300">
+            <ns1:extent cx="2484120" cy="1934210"/>
+            <ns1:effectExtent l="0" t="0" r="5080" b="21590"/>
+            <ns1:docPr id="69" name="Picture 50" descr="Screen Shot 2022-05-05 at 01.45.22"/>
+            <ns1:cNvGraphicFramePr>
+              <a:graphicFrameLocks noChangeAspect="1"/>
+            </ns1:cNvGraphicFramePr>
+            <a:graphic>
               <a:graphicData uri="http://schemas.openxmlformats.org/drawingml/2006/picture">
-                <pic:pic xmlns:pic="http://schemas.openxmlformats.org/drawingml/2006/picture">
+                <pic:pic>
                   <pic:nvPicPr>
                     <pic:cNvPr id="50" name="Picture 50" descr="Screen Shot 2022-05-05 at 01.45.22"/>
                     <pic:cNvPicPr>
@@ -39362,7 +39360,7 @@
                 </pic:pic>
               </a:graphicData>
             </a:graphic>
-          </wp:inline>
+          </ns1:inline>
         </w:drawing>
       </w:r>
     </w:p>
@@ -39403,16 +39401,16 @@
           <w:szCs w:val="22"/>
         </w:rPr>
         <w:drawing>
-          <wp:inline distT="0" distB="0" distL="114300" distR="114300">
-            <wp:extent cx="2577465" cy="774700"/>
-            <wp:effectExtent l="0" t="0" r="13335" b="12700"/>
-            <wp:docPr id="70" name="Picture 46" descr="Screen Shot 2022-05-05 at 01.17.31"/>
-            <wp:cNvGraphicFramePr>
-              <a:graphicFrameLocks xmlns:a="http://schemas.openxmlformats.org/drawingml/2006/main" noChangeAspect="1"/>
-            </wp:cNvGraphicFramePr>
-            <a:graphic xmlns:a="http://schemas.openxmlformats.org/drawingml/2006/main">
+          <ns1:inline distT="0" distB="0" distL="114300" distR="114300">
+            <ns1:extent cx="2577465" cy="774700"/>
+            <ns1:effectExtent l="0" t="0" r="13335" b="12700"/>
+            <ns1:docPr id="70" name="Picture 46" descr="Screen Shot 2022-05-05 at 01.17.31"/>
+            <ns1:cNvGraphicFramePr>
+              <a:graphicFrameLocks noChangeAspect="1"/>
+            </ns1:cNvGraphicFramePr>
+            <a:graphic>
               <a:graphicData uri="http://schemas.openxmlformats.org/drawingml/2006/picture">
-                <pic:pic xmlns:pic="http://schemas.openxmlformats.org/drawingml/2006/picture">
+                <pic:pic>
                   <pic:nvPicPr>
                     <pic:cNvPr id="46" name="Picture 46" descr="Screen Shot 2022-05-05 at 01.17.31"/>
                     <pic:cNvPicPr>
@@ -39437,7 +39435,7 @@
                 </pic:pic>
               </a:graphicData>
             </a:graphic>
-          </wp:inline>
+          </ns1:inline>
         </w:drawing>
       </w:r>
     </w:p>
@@ -39478,16 +39476,16 @@
           <w:szCs w:val="22"/>
         </w:rPr>
         <w:drawing>
-          <wp:inline distT="0" distB="0" distL="114300" distR="114300">
-            <wp:extent cx="2788920" cy="2482215"/>
-            <wp:effectExtent l="0" t="0" r="5080" b="6985"/>
-            <wp:docPr id="71" name="Picture 49" descr="Screen Shot 2022-05-05 at 00.59.46"/>
-            <wp:cNvGraphicFramePr>
-              <a:graphicFrameLocks xmlns:a="http://schemas.openxmlformats.org/drawingml/2006/main" noChangeAspect="1"/>
-            </wp:cNvGraphicFramePr>
-            <a:graphic xmlns:a="http://schemas.openxmlformats.org/drawingml/2006/main">
+          <ns1:inline distT="0" distB="0" distL="114300" distR="114300">
+            <ns1:extent cx="2788920" cy="2482215"/>
+            <ns1:effectExtent l="0" t="0" r="5080" b="6985"/>
+            <ns1:docPr id="71" name="Picture 49" descr="Screen Shot 2022-05-05 at 00.59.46"/>
+            <ns1:cNvGraphicFramePr>
+              <a:graphicFrameLocks noChangeAspect="1"/>
+            </ns1:cNvGraphicFramePr>
+            <a:graphic>
               <a:graphicData uri="http://schemas.openxmlformats.org/drawingml/2006/picture">
-                <pic:pic xmlns:pic="http://schemas.openxmlformats.org/drawingml/2006/picture">
+                <pic:pic>
                   <pic:nvPicPr>
                     <pic:cNvPr id="49" name="Picture 49" descr="Screen Shot 2022-05-05 at 00.59.46"/>
                     <pic:cNvPicPr>
@@ -39496,7 +39494,6 @@
                   </pic:nvPicPr>
                   <pic:blipFill>
                     <a:blip r:embed="rId40" cstate="print"/>
-                    <a:srcRect r="2487" b="6034"/>
                     <a:stretch>
                       <a:fillRect/>
                     </a:stretch>
@@ -39513,7 +39510,7 @@
                 </pic:pic>
               </a:graphicData>
             </a:graphic>
-          </wp:inline>
+          </ns1:inline>
         </w:drawing>
       </w:r>
     </w:p>
@@ -39554,16 +39551,16 @@
           <w:szCs w:val="22"/>
         </w:rPr>
         <w:drawing>
-          <wp:inline distT="0" distB="0" distL="114300" distR="114300">
-            <wp:extent cx="2286635" cy="911860"/>
-            <wp:effectExtent l="0" t="0" r="24765" b="2540"/>
-            <wp:docPr id="72" name="Picture 48" descr="Screen Shot 2022-05-05 at 01.42.18"/>
-            <wp:cNvGraphicFramePr>
-              <a:graphicFrameLocks xmlns:a="http://schemas.openxmlformats.org/drawingml/2006/main" noChangeAspect="1"/>
-            </wp:cNvGraphicFramePr>
-            <a:graphic xmlns:a="http://schemas.openxmlformats.org/drawingml/2006/main">
+          <ns1:inline distT="0" distB="0" distL="114300" distR="114300">
+            <ns1:extent cx="2286635" cy="911860"/>
+            <ns1:effectExtent l="0" t="0" r="24765" b="2540"/>
+            <ns1:docPr id="72" name="Picture 48" descr="Screen Shot 2022-05-05 at 01.42.18"/>
+            <ns1:cNvGraphicFramePr>
+              <a:graphicFrameLocks noChangeAspect="1"/>
+            </ns1:cNvGraphicFramePr>
+            <a:graphic>
               <a:graphicData uri="http://schemas.openxmlformats.org/drawingml/2006/picture">
-                <pic:pic xmlns:pic="http://schemas.openxmlformats.org/drawingml/2006/picture">
+                <pic:pic>
                   <pic:nvPicPr>
                     <pic:cNvPr id="48" name="Picture 48" descr="Screen Shot 2022-05-05 at 01.42.18"/>
                     <pic:cNvPicPr>
@@ -39588,7 +39585,7 @@
                 </pic:pic>
               </a:graphicData>
             </a:graphic>
-          </wp:inline>
+          </ns1:inline>
         </w:drawing>
       </w:r>
     </w:p>
@@ -40709,16 +40706,16 @@
           <w:szCs w:val="22"/>
         </w:rPr>
         <w:drawing>
-          <wp:inline distT="0" distB="0" distL="114300" distR="114300">
-            <wp:extent cx="1209675" cy="1113155"/>
-            <wp:effectExtent l="0" t="0" r="9525" b="4445"/>
-            <wp:docPr id="73" name="Picture 51" descr="mad"/>
-            <wp:cNvGraphicFramePr>
-              <a:graphicFrameLocks xmlns:a="http://schemas.openxmlformats.org/drawingml/2006/main" noChangeAspect="1"/>
-            </wp:cNvGraphicFramePr>
-            <a:graphic xmlns:a="http://schemas.openxmlformats.org/drawingml/2006/main">
+          <ns1:inline distT="0" distB="0" distL="114300" distR="114300">
+            <ns1:extent cx="1209675" cy="1113155"/>
+            <ns1:effectExtent l="0" t="0" r="9525" b="4445"/>
+            <ns1:docPr id="73" name="Picture 51" descr="mad"/>
+            <ns1:cNvGraphicFramePr>
+              <a:graphicFrameLocks noChangeAspect="1"/>
+            </ns1:cNvGraphicFramePr>
+            <a:graphic>
               <a:graphicData uri="http://schemas.openxmlformats.org/drawingml/2006/picture">
-                <pic:pic xmlns:pic="http://schemas.openxmlformats.org/drawingml/2006/picture">
+                <pic:pic>
                   <pic:nvPicPr>
                     <pic:cNvPr id="51" name="Picture 51" descr="mad"/>
                     <pic:cNvPicPr>
@@ -40743,7 +40740,7 @@
                 </pic:pic>
               </a:graphicData>
             </a:graphic>
-          </wp:inline>
+          </ns1:inline>
         </w:drawing>
       </w:r>
     </w:p>
@@ -40967,16 +40964,16 @@
           <w:szCs w:val="22"/>
         </w:rPr>
         <w:drawing>
-          <wp:inline distT="0" distB="0" distL="114300" distR="114300">
-            <wp:extent cx="2284095" cy="1136650"/>
-            <wp:effectExtent l="0" t="0" r="1905" b="6350"/>
-            <wp:docPr id="74" name="Picture 52" descr="Screen Shot 2022-05-05 at 02.48.08"/>
-            <wp:cNvGraphicFramePr>
-              <a:graphicFrameLocks xmlns:a="http://schemas.openxmlformats.org/drawingml/2006/main" noChangeAspect="1"/>
-            </wp:cNvGraphicFramePr>
-            <a:graphic xmlns:a="http://schemas.openxmlformats.org/drawingml/2006/main">
+          <ns1:inline distT="0" distB="0" distL="114300" distR="114300">
+            <ns1:extent cx="2284095" cy="1136650"/>
+            <ns1:effectExtent l="0" t="0" r="1905" b="6350"/>
+            <ns1:docPr id="74" name="Picture 52" descr="Screen Shot 2022-05-05 at 02.48.08"/>
+            <ns1:cNvGraphicFramePr>
+              <a:graphicFrameLocks noChangeAspect="1"/>
+            </ns1:cNvGraphicFramePr>
+            <a:graphic>
               <a:graphicData uri="http://schemas.openxmlformats.org/drawingml/2006/picture">
-                <pic:pic xmlns:pic="http://schemas.openxmlformats.org/drawingml/2006/picture">
+                <pic:pic>
                   <pic:nvPicPr>
                     <pic:cNvPr id="52" name="Picture 52" descr="Screen Shot 2022-05-05 at 02.48.08"/>
                     <pic:cNvPicPr>
@@ -41001,7 +40998,7 @@
                 </pic:pic>
               </a:graphicData>
             </a:graphic>
-          </wp:inline>
+          </ns1:inline>
         </w:drawing>
       </w:r>
     </w:p>
@@ -41226,16 +41223,16 @@
           <w:szCs w:val="22"/>
         </w:rPr>
         <w:drawing>
-          <wp:inline distT="0" distB="0" distL="114300" distR="114300">
-            <wp:extent cx="2294890" cy="1216660"/>
-            <wp:effectExtent l="0" t="0" r="16510" b="2540"/>
-            <wp:docPr id="75" name="Picture 53" descr="Screen Shot 2022-05-05 at 02.55.49"/>
-            <wp:cNvGraphicFramePr>
-              <a:graphicFrameLocks xmlns:a="http://schemas.openxmlformats.org/drawingml/2006/main" noChangeAspect="1"/>
-            </wp:cNvGraphicFramePr>
-            <a:graphic xmlns:a="http://schemas.openxmlformats.org/drawingml/2006/main">
+          <ns1:inline distT="0" distB="0" distL="114300" distR="114300">
+            <ns1:extent cx="2294890" cy="1216660"/>
+            <ns1:effectExtent l="0" t="0" r="16510" b="2540"/>
+            <ns1:docPr id="75" name="Picture 53" descr="Screen Shot 2022-05-05 at 02.55.49"/>
+            <ns1:cNvGraphicFramePr>
+              <a:graphicFrameLocks noChangeAspect="1"/>
+            </ns1:cNvGraphicFramePr>
+            <a:graphic>
               <a:graphicData uri="http://schemas.openxmlformats.org/drawingml/2006/picture">
-                <pic:pic xmlns:pic="http://schemas.openxmlformats.org/drawingml/2006/picture">
+                <pic:pic>
                   <pic:nvPicPr>
                     <pic:cNvPr id="53" name="Picture 53" descr="Screen Shot 2022-05-05 at 02.55.49"/>
                     <pic:cNvPicPr>
@@ -41260,7 +41257,7 @@
                 </pic:pic>
               </a:graphicData>
             </a:graphic>
-          </wp:inline>
+          </ns1:inline>
         </w:drawing>
       </w:r>
     </w:p>
@@ -41464,23 +41461,22 @@
           <w:lang w:eastAsia="ru-RU"/>
         </w:rPr>
         <w:drawing>
-          <wp:inline distT="0" distB="0" distL="0" distR="0">
-            <wp:extent cx="3346450" cy="2082670"/>
-            <wp:effectExtent l="0" t="0" r="6350" b="0"/>
-            <wp:docPr id="76" name="Picture 1"/>
-            <wp:cNvGraphicFramePr>
-              <a:graphicFrameLocks xmlns:a="http://schemas.openxmlformats.org/drawingml/2006/main" noChangeAspect="1"/>
-            </wp:cNvGraphicFramePr>
-            <a:graphic xmlns:a="http://schemas.openxmlformats.org/drawingml/2006/main">
+          <ns1:inline distT="0" distB="0" distL="0" distR="0">
+            <ns1:extent cx="3346450" cy="2082670"/>
+            <ns1:effectExtent l="0" t="0" r="6350" b="0"/>
+            <ns1:docPr id="76" name="Picture 1"/>
+            <ns1:cNvGraphicFramePr>
+              <a:graphicFrameLocks noChangeAspect="1"/>
+            </ns1:cNvGraphicFramePr>
+            <a:graphic>
               <a:graphicData uri="http://schemas.openxmlformats.org/drawingml/2006/picture">
-                <pic:pic xmlns:pic="http://schemas.openxmlformats.org/drawingml/2006/picture">
+                <pic:pic>
                   <pic:nvPicPr>
                     <pic:cNvPr id="1" name=""/>
                     <pic:cNvPicPr/>
                   </pic:nvPicPr>
                   <pic:blipFill rotWithShape="1">
                     <a:blip r:embed="rId44"/>
-                    <a:srcRect l="25989" t="25480" r="36652" b="36470"/>
                     <a:stretch/>
                   </pic:blipFill>
                   <pic:spPr bwMode="auto">
@@ -41496,14 +41492,14 @@
                     </a:ln>
                     <a:extLst>
                       <a:ext uri="{53640926-AAD7-44D8-BBD7-CCE9431645EC}">
-                        <a14:shadowObscured xmlns:a14="http://schemas.microsoft.com/office/drawing/2010/main" xmlns:wps="http://schemas.microsoft.com/office/word/2010/wordprocessingShape" xmlns:wpi="http://schemas.microsoft.com/office/word/2010/wordprocessingInk" xmlns:wpg="http://schemas.microsoft.com/office/word/2010/wordprocessingGroup" xmlns:w16se="http://schemas.microsoft.com/office/word/2015/wordml/symex" xmlns:w16cid="http://schemas.microsoft.com/office/word/2016/wordml/cid" xmlns:w15="http://schemas.microsoft.com/office/word/2012/wordml" xmlns:w14="http://schemas.microsoft.com/office/word/2010/wordml" xmlns:w="http://schemas.openxmlformats.org/wordprocessingml/2006/main" xmlns:w10="urn:schemas-microsoft-com:office:word" xmlns:wp14="http://schemas.microsoft.com/office/word/2010/wordprocessingDrawing" xmlns:v="urn:schemas-microsoft-com:vml" xmlns:o="urn:schemas-microsoft-com:office:office" xmlns:am3d="http://schemas.microsoft.com/office/drawing/2017/model3d" xmlns:aink="http://schemas.microsoft.com/office/drawing/2016/ink" xmlns:mc="http://schemas.openxmlformats.org/markup-compatibility/2006" xmlns:cx8="http://schemas.microsoft.com/office/drawing/2016/5/14/chartex" xmlns:cx7="http://schemas.microsoft.com/office/drawing/2016/5/13/chartex" xmlns:cx6="http://schemas.microsoft.com/office/drawing/2016/5/12/chartex" xmlns:cx5="http://schemas.microsoft.com/office/drawing/2016/5/11/chartex" xmlns:cx4="http://schemas.microsoft.com/office/drawing/2016/5/10/chartex" xmlns:cx3="http://schemas.microsoft.com/office/drawing/2016/5/9/chartex" xmlns:cx2="http://schemas.microsoft.com/office/drawing/2015/10/21/chartex" xmlns:cx1="http://schemas.microsoft.com/office/drawing/2015/9/8/chartex" xmlns:cx="http://schemas.microsoft.com/office/drawing/2014/chartex" xmlns:wpc="http://schemas.microsoft.com/office/word/2010/wordprocessingCanvas" xmlns=""/>
+                        <ns6:shadowObscured/>
                       </a:ext>
                     </a:extLst>
                   </pic:spPr>
                 </pic:pic>
               </a:graphicData>
             </a:graphic>
-          </wp:inline>
+          </ns1:inline>
         </w:drawing>
       </w:r>
     </w:p>
@@ -41739,23 +41735,22 @@
           <w:lang w:eastAsia="ru-RU"/>
         </w:rPr>
         <w:drawing>
-          <wp:inline distT="0" distB="0" distL="0" distR="0">
-            <wp:extent cx="3037317" cy="1986280"/>
-            <wp:effectExtent l="0" t="0" r="0" b="0"/>
-            <wp:docPr id="77" name="Picture 3"/>
-            <wp:cNvGraphicFramePr>
-              <a:graphicFrameLocks xmlns:a="http://schemas.openxmlformats.org/drawingml/2006/main" noChangeAspect="1"/>
-            </wp:cNvGraphicFramePr>
-            <a:graphic xmlns:a="http://schemas.openxmlformats.org/drawingml/2006/main">
+          <ns1:inline distT="0" distB="0" distL="0" distR="0">
+            <ns1:extent cx="3037317" cy="1986280"/>
+            <ns1:effectExtent l="0" t="0" r="0" b="0"/>
+            <ns1:docPr id="77" name="Picture 3"/>
+            <ns1:cNvGraphicFramePr>
+              <a:graphicFrameLocks noChangeAspect="1"/>
+            </ns1:cNvGraphicFramePr>
+            <a:graphic>
               <a:graphicData uri="http://schemas.openxmlformats.org/drawingml/2006/picture">
-                <pic:pic xmlns:pic="http://schemas.openxmlformats.org/drawingml/2006/picture">
+                <pic:pic>
                   <pic:nvPicPr>
                     <pic:cNvPr id="1" name=""/>
                     <pic:cNvPicPr/>
                   </pic:nvPicPr>
                   <pic:blipFill rotWithShape="1">
                     <a:blip r:embed="rId45"/>
-                    <a:srcRect l="29619" t="34313" r="37800" b="27807"/>
                     <a:stretch/>
                   </pic:blipFill>
                   <pic:spPr bwMode="auto">
@@ -41771,14 +41766,14 @@
                     </a:ln>
                     <a:extLst>
                       <a:ext uri="{53640926-AAD7-44D8-BBD7-CCE9431645EC}">
-                        <a14:shadowObscured xmlns:a14="http://schemas.microsoft.com/office/drawing/2010/main" xmlns:wps="http://schemas.microsoft.com/office/word/2010/wordprocessingShape" xmlns:wpi="http://schemas.microsoft.com/office/word/2010/wordprocessingInk" xmlns:wpg="http://schemas.microsoft.com/office/word/2010/wordprocessingGroup" xmlns:w16se="http://schemas.microsoft.com/office/word/2015/wordml/symex" xmlns:w16cid="http://schemas.microsoft.com/office/word/2016/wordml/cid" xmlns:w15="http://schemas.microsoft.com/office/word/2012/wordml" xmlns:w14="http://schemas.microsoft.com/office/word/2010/wordml" xmlns:w="http://schemas.openxmlformats.org/wordprocessingml/2006/main" xmlns:w10="urn:schemas-microsoft-com:office:word" xmlns:wp14="http://schemas.microsoft.com/office/word/2010/wordprocessingDrawing" xmlns:v="urn:schemas-microsoft-com:vml" xmlns:o="urn:schemas-microsoft-com:office:office" xmlns:am3d="http://schemas.microsoft.com/office/drawing/2017/model3d" xmlns:aink="http://schemas.microsoft.com/office/drawing/2016/ink" xmlns:mc="http://schemas.openxmlformats.org/markup-compatibility/2006" xmlns:cx8="http://schemas.microsoft.com/office/drawing/2016/5/14/chartex" xmlns:cx7="http://schemas.microsoft.com/office/drawing/2016/5/13/chartex" xmlns:cx6="http://schemas.microsoft.com/office/drawing/2016/5/12/chartex" xmlns:cx5="http://schemas.microsoft.com/office/drawing/2016/5/11/chartex" xmlns:cx4="http://schemas.microsoft.com/office/drawing/2016/5/10/chartex" xmlns:cx3="http://schemas.microsoft.com/office/drawing/2016/5/9/chartex" xmlns:cx2="http://schemas.microsoft.com/office/drawing/2015/10/21/chartex" xmlns:cx1="http://schemas.microsoft.com/office/drawing/2015/9/8/chartex" xmlns:cx="http://schemas.microsoft.com/office/drawing/2014/chartex" xmlns:wpc="http://schemas.microsoft.com/office/word/2010/wordprocessingCanvas" xmlns=""/>
+                        <ns6:shadowObscured/>
                       </a:ext>
                     </a:extLst>
                   </pic:spPr>
                 </pic:pic>
               </a:graphicData>
             </a:graphic>
-          </wp:inline>
+          </ns1:inline>
         </w:drawing>
       </w:r>
     </w:p>
@@ -42037,23 +42032,22 @@
           <w:lang w:eastAsia="ru-RU"/>
         </w:rPr>
         <w:drawing>
-          <wp:inline distT="0" distB="0" distL="0" distR="0">
-            <wp:extent cx="2940050" cy="2566710"/>
-            <wp:effectExtent l="0" t="0" r="0" b="5080"/>
-            <wp:docPr id="78" name="Picture 4"/>
-            <wp:cNvGraphicFramePr>
-              <a:graphicFrameLocks xmlns:a="http://schemas.openxmlformats.org/drawingml/2006/main" noChangeAspect="1"/>
-            </wp:cNvGraphicFramePr>
-            <a:graphic xmlns:a="http://schemas.openxmlformats.org/drawingml/2006/main">
+          <ns1:inline distT="0" distB="0" distL="0" distR="0">
+            <ns1:extent cx="2940050" cy="2566710"/>
+            <ns1:effectExtent l="0" t="0" r="0" b="5080"/>
+            <ns1:docPr id="78" name="Picture 4"/>
+            <ns1:cNvGraphicFramePr>
+              <a:graphicFrameLocks noChangeAspect="1"/>
+            </ns1:cNvGraphicFramePr>
+            <a:graphic>
               <a:graphicData uri="http://schemas.openxmlformats.org/drawingml/2006/picture">
-                <pic:pic xmlns:pic="http://schemas.openxmlformats.org/drawingml/2006/picture">
+                <pic:pic>
                   <pic:nvPicPr>
                     <pic:cNvPr id="1" name=""/>
                     <pic:cNvPicPr/>
                   </pic:nvPicPr>
                   <pic:blipFill rotWithShape="1">
                     <a:blip r:embed="rId46"/>
-                    <a:srcRect l="30479" t="27858" r="39423" b="25429"/>
                     <a:stretch/>
                   </pic:blipFill>
                   <pic:spPr bwMode="auto">
@@ -42069,14 +42063,14 @@
                     </a:ln>
                     <a:extLst>
                       <a:ext uri="{53640926-AAD7-44D8-BBD7-CCE9431645EC}">
-                        <a14:shadowObscured xmlns:a14="http://schemas.microsoft.com/office/drawing/2010/main" xmlns:wps="http://schemas.microsoft.com/office/word/2010/wordprocessingShape" xmlns:wpi="http://schemas.microsoft.com/office/word/2010/wordprocessingInk" xmlns:wpg="http://schemas.microsoft.com/office/word/2010/wordprocessingGroup" xmlns:w16se="http://schemas.microsoft.com/office/word/2015/wordml/symex" xmlns:w16cid="http://schemas.microsoft.com/office/word/2016/wordml/cid" xmlns:w15="http://schemas.microsoft.com/office/word/2012/wordml" xmlns:w14="http://schemas.microsoft.com/office/word/2010/wordml" xmlns:w="http://schemas.openxmlformats.org/wordprocessingml/2006/main" xmlns:w10="urn:schemas-microsoft-com:office:word" xmlns:wp14="http://schemas.microsoft.com/office/word/2010/wordprocessingDrawing" xmlns:v="urn:schemas-microsoft-com:vml" xmlns:o="urn:schemas-microsoft-com:office:office" xmlns:am3d="http://schemas.microsoft.com/office/drawing/2017/model3d" xmlns:aink="http://schemas.microsoft.com/office/drawing/2016/ink" xmlns:mc="http://schemas.openxmlformats.org/markup-compatibility/2006" xmlns:cx8="http://schemas.microsoft.com/office/drawing/2016/5/14/chartex" xmlns:cx7="http://schemas.microsoft.com/office/drawing/2016/5/13/chartex" xmlns:cx6="http://schemas.microsoft.com/office/drawing/2016/5/12/chartex" xmlns:cx5="http://schemas.microsoft.com/office/drawing/2016/5/11/chartex" xmlns:cx4="http://schemas.microsoft.com/office/drawing/2016/5/10/chartex" xmlns:cx3="http://schemas.microsoft.com/office/drawing/2016/5/9/chartex" xmlns:cx2="http://schemas.microsoft.com/office/drawing/2015/10/21/chartex" xmlns:cx1="http://schemas.microsoft.com/office/drawing/2015/9/8/chartex" xmlns:cx="http://schemas.microsoft.com/office/drawing/2014/chartex" xmlns:wpc="http://schemas.microsoft.com/office/word/2010/wordprocessingCanvas" xmlns=""/>
+                        <ns6:shadowObscured/>
                       </a:ext>
                     </a:extLst>
                   </pic:spPr>
                 </pic:pic>
               </a:graphicData>
             </a:graphic>
-          </wp:inline>
+          </ns1:inline>
         </w:drawing>
       </w:r>
     </w:p>
@@ -42319,23 +42313,22 @@
           <w:lang w:eastAsia="ru-RU"/>
         </w:rPr>
         <w:drawing>
-          <wp:inline distT="0" distB="0" distL="0" distR="0">
-            <wp:extent cx="2755900" cy="1644650"/>
-            <wp:effectExtent l="0" t="0" r="6350" b="0"/>
-            <wp:docPr id="79" name="Picture 7"/>
-            <wp:cNvGraphicFramePr>
-              <a:graphicFrameLocks xmlns:a="http://schemas.openxmlformats.org/drawingml/2006/main" noChangeAspect="1"/>
-            </wp:cNvGraphicFramePr>
-            <a:graphic xmlns:a="http://schemas.openxmlformats.org/drawingml/2006/main">
+          <ns1:inline distT="0" distB="0" distL="0" distR="0">
+            <ns1:extent cx="2755900" cy="1644650"/>
+            <ns1:effectExtent l="0" t="0" r="6350" b="0"/>
+            <ns1:docPr id="79" name="Picture 7"/>
+            <ns1:cNvGraphicFramePr>
+              <a:graphicFrameLocks noChangeAspect="1"/>
+            </ns1:cNvGraphicFramePr>
+            <a:graphic>
               <a:graphicData uri="http://schemas.openxmlformats.org/drawingml/2006/picture">
-                <pic:pic xmlns:pic="http://schemas.openxmlformats.org/drawingml/2006/picture">
+                <pic:pic>
                   <pic:nvPicPr>
                     <pic:cNvPr id="1" name=""/>
                     <pic:cNvPicPr/>
                   </pic:nvPicPr>
                   <pic:blipFill rotWithShape="1">
                     <a:blip r:embed="rId47"/>
-                    <a:srcRect l="30465" t="38389" r="37787" b="28164"/>
                     <a:stretch/>
                   </pic:blipFill>
                   <pic:spPr bwMode="auto">
@@ -42351,14 +42344,14 @@
                     </a:ln>
                     <a:extLst>
                       <a:ext uri="{53640926-AAD7-44D8-BBD7-CCE9431645EC}">
-                        <a14:shadowObscured xmlns:a14="http://schemas.microsoft.com/office/drawing/2010/main" xmlns:wps="http://schemas.microsoft.com/office/word/2010/wordprocessingShape" xmlns:wpi="http://schemas.microsoft.com/office/word/2010/wordprocessingInk" xmlns:wpg="http://schemas.microsoft.com/office/word/2010/wordprocessingGroup" xmlns:w16se="http://schemas.microsoft.com/office/word/2015/wordml/symex" xmlns:w16cid="http://schemas.microsoft.com/office/word/2016/wordml/cid" xmlns:w15="http://schemas.microsoft.com/office/word/2012/wordml" xmlns:w14="http://schemas.microsoft.com/office/word/2010/wordml" xmlns:w="http://schemas.openxmlformats.org/wordprocessingml/2006/main" xmlns:w10="urn:schemas-microsoft-com:office:word" xmlns:wp14="http://schemas.microsoft.com/office/word/2010/wordprocessingDrawing" xmlns:v="urn:schemas-microsoft-com:vml" xmlns:o="urn:schemas-microsoft-com:office:office" xmlns:am3d="http://schemas.microsoft.com/office/drawing/2017/model3d" xmlns:aink="http://schemas.microsoft.com/office/drawing/2016/ink" xmlns:mc="http://schemas.openxmlformats.org/markup-compatibility/2006" xmlns:cx8="http://schemas.microsoft.com/office/drawing/2016/5/14/chartex" xmlns:cx7="http://schemas.microsoft.com/office/drawing/2016/5/13/chartex" xmlns:cx6="http://schemas.microsoft.com/office/drawing/2016/5/12/chartex" xmlns:cx5="http://schemas.microsoft.com/office/drawing/2016/5/11/chartex" xmlns:cx4="http://schemas.microsoft.com/office/drawing/2016/5/10/chartex" xmlns:cx3="http://schemas.microsoft.com/office/drawing/2016/5/9/chartex" xmlns:cx2="http://schemas.microsoft.com/office/drawing/2015/10/21/chartex" xmlns:cx1="http://schemas.microsoft.com/office/drawing/2015/9/8/chartex" xmlns:cx="http://schemas.microsoft.com/office/drawing/2014/chartex" xmlns:wpc="http://schemas.microsoft.com/office/word/2010/wordprocessingCanvas" xmlns=""/>
+                        <ns6:shadowObscured/>
                       </a:ext>
                     </a:extLst>
                   </pic:spPr>
                 </pic:pic>
               </a:graphicData>
             </a:graphic>
-          </wp:inline>
+          </ns1:inline>
         </w:drawing>
       </w:r>
     </w:p>
@@ -42628,23 +42621,22 @@
           <w:lang w:eastAsia="ru-RU"/>
         </w:rPr>
         <w:drawing>
-          <wp:inline distT="0" distB="0" distL="0" distR="0">
-            <wp:extent cx="2863332" cy="1702256"/>
-            <wp:effectExtent l="0" t="0" r="0" b="0"/>
-            <wp:docPr id="80" name="Picture 5"/>
-            <wp:cNvGraphicFramePr>
-              <a:graphicFrameLocks xmlns:a="http://schemas.openxmlformats.org/drawingml/2006/main" noChangeAspect="1"/>
-            </wp:cNvGraphicFramePr>
-            <a:graphic xmlns:a="http://schemas.openxmlformats.org/drawingml/2006/main">
+          <ns1:inline distT="0" distB="0" distL="0" distR="0">
+            <ns1:extent cx="2863332" cy="1702256"/>
+            <ns1:effectExtent l="0" t="0" r="0" b="0"/>
+            <ns1:docPr id="80" name="Picture 5"/>
+            <ns1:cNvGraphicFramePr>
+              <a:graphicFrameLocks noChangeAspect="1"/>
+            </ns1:cNvGraphicFramePr>
+            <a:graphic>
               <a:graphicData uri="http://schemas.openxmlformats.org/drawingml/2006/picture">
-                <pic:pic xmlns:pic="http://schemas.openxmlformats.org/drawingml/2006/picture">
+                <pic:pic>
                   <pic:nvPicPr>
                     <pic:cNvPr id="1" name=""/>
                     <pic:cNvPicPr/>
                   </pic:nvPicPr>
                   <pic:blipFill rotWithShape="1">
                     <a:blip r:embed="rId48"/>
-                    <a:srcRect l="29609" t="27366" r="39284" b="39757"/>
                     <a:stretch/>
                   </pic:blipFill>
                   <pic:spPr bwMode="auto">
@@ -42660,14 +42652,14 @@
                     </a:ln>
                     <a:extLst>
                       <a:ext uri="{53640926-AAD7-44D8-BBD7-CCE9431645EC}">
-                        <a14:shadowObscured xmlns:a14="http://schemas.microsoft.com/office/drawing/2010/main" xmlns:wps="http://schemas.microsoft.com/office/word/2010/wordprocessingShape" xmlns:wpi="http://schemas.microsoft.com/office/word/2010/wordprocessingInk" xmlns:wpg="http://schemas.microsoft.com/office/word/2010/wordprocessingGroup" xmlns:w16se="http://schemas.microsoft.com/office/word/2015/wordml/symex" xmlns:w16cid="http://schemas.microsoft.com/office/word/2016/wordml/cid" xmlns:w15="http://schemas.microsoft.com/office/word/2012/wordml" xmlns:w14="http://schemas.microsoft.com/office/word/2010/wordml" xmlns:w="http://schemas.openxmlformats.org/wordprocessingml/2006/main" xmlns:w10="urn:schemas-microsoft-com:office:word" xmlns:wp14="http://schemas.microsoft.com/office/word/2010/wordprocessingDrawing" xmlns:v="urn:schemas-microsoft-com:vml" xmlns:o="urn:schemas-microsoft-com:office:office" xmlns:am3d="http://schemas.microsoft.com/office/drawing/2017/model3d" xmlns:aink="http://schemas.microsoft.com/office/drawing/2016/ink" xmlns:mc="http://schemas.openxmlformats.org/markup-compatibility/2006" xmlns:cx8="http://schemas.microsoft.com/office/drawing/2016/5/14/chartex" xmlns:cx7="http://schemas.microsoft.com/office/drawing/2016/5/13/chartex" xmlns:cx6="http://schemas.microsoft.com/office/drawing/2016/5/12/chartex" xmlns:cx5="http://schemas.microsoft.com/office/drawing/2016/5/11/chartex" xmlns:cx4="http://schemas.microsoft.com/office/drawing/2016/5/10/chartex" xmlns:cx3="http://schemas.microsoft.com/office/drawing/2016/5/9/chartex" xmlns:cx2="http://schemas.microsoft.com/office/drawing/2015/10/21/chartex" xmlns:cx1="http://schemas.microsoft.com/office/drawing/2015/9/8/chartex" xmlns:cx="http://schemas.microsoft.com/office/drawing/2014/chartex" xmlns:wpc="http://schemas.microsoft.com/office/word/2010/wordprocessingCanvas" xmlns=""/>
+                        <ns6:shadowObscured/>
                       </a:ext>
                     </a:extLst>
                   </pic:spPr>
                 </pic:pic>
               </a:graphicData>
             </a:graphic>
-          </wp:inline>
+          </ns1:inline>
         </w:drawing>
       </w:r>
     </w:p>
@@ -42942,23 +42934,22 @@
           <w:lang w:eastAsia="ru-RU"/>
         </w:rPr>
         <w:drawing>
-          <wp:inline distT="0" distB="0" distL="0" distR="0">
-            <wp:extent cx="2838450" cy="1843623"/>
-            <wp:effectExtent l="0" t="0" r="0" b="4445"/>
-            <wp:docPr id="81" name="Picture 11"/>
-            <wp:cNvGraphicFramePr>
-              <a:graphicFrameLocks xmlns:a="http://schemas.openxmlformats.org/drawingml/2006/main" noChangeAspect="1"/>
-            </wp:cNvGraphicFramePr>
-            <a:graphic xmlns:a="http://schemas.openxmlformats.org/drawingml/2006/main">
+          <ns1:inline distT="0" distB="0" distL="0" distR="0">
+            <ns1:extent cx="2838450" cy="1843623"/>
+            <ns1:effectExtent l="0" t="0" r="0" b="4445"/>
+            <ns1:docPr id="81" name="Picture 11"/>
+            <ns1:cNvGraphicFramePr>
+              <a:graphicFrameLocks noChangeAspect="1"/>
+            </ns1:cNvGraphicFramePr>
+            <a:graphic>
               <a:graphicData uri="http://schemas.openxmlformats.org/drawingml/2006/picture">
-                <pic:pic xmlns:pic="http://schemas.openxmlformats.org/drawingml/2006/picture">
+                <pic:pic>
                   <pic:nvPicPr>
                     <pic:cNvPr id="1" name=""/>
                     <pic:cNvPicPr/>
                   </pic:nvPicPr>
                   <pic:blipFill rotWithShape="1">
                     <a:blip r:embed="rId49"/>
-                    <a:srcRect l="33372" t="51695" r="36975" b="14067"/>
                     <a:stretch/>
                   </pic:blipFill>
                   <pic:spPr bwMode="auto">
@@ -42974,14 +42965,14 @@
                     </a:ln>
                     <a:extLst>
                       <a:ext uri="{53640926-AAD7-44D8-BBD7-CCE9431645EC}">
-                        <a14:shadowObscured xmlns:a14="http://schemas.microsoft.com/office/drawing/2010/main" xmlns:wps="http://schemas.microsoft.com/office/word/2010/wordprocessingShape" xmlns:wpi="http://schemas.microsoft.com/office/word/2010/wordprocessingInk" xmlns:wpg="http://schemas.microsoft.com/office/word/2010/wordprocessingGroup" xmlns:w16se="http://schemas.microsoft.com/office/word/2015/wordml/symex" xmlns:w16cid="http://schemas.microsoft.com/office/word/2016/wordml/cid" xmlns:w15="http://schemas.microsoft.com/office/word/2012/wordml" xmlns:w14="http://schemas.microsoft.com/office/word/2010/wordml" xmlns:w="http://schemas.openxmlformats.org/wordprocessingml/2006/main" xmlns:w10="urn:schemas-microsoft-com:office:word" xmlns:wp14="http://schemas.microsoft.com/office/word/2010/wordprocessingDrawing" xmlns:v="urn:schemas-microsoft-com:vml" xmlns:o="urn:schemas-microsoft-com:office:office" xmlns:am3d="http://schemas.microsoft.com/office/drawing/2017/model3d" xmlns:aink="http://schemas.microsoft.com/office/drawing/2016/ink" xmlns:mc="http://schemas.openxmlformats.org/markup-compatibility/2006" xmlns:cx8="http://schemas.microsoft.com/office/drawing/2016/5/14/chartex" xmlns:cx7="http://schemas.microsoft.com/office/drawing/2016/5/13/chartex" xmlns:cx6="http://schemas.microsoft.com/office/drawing/2016/5/12/chartex" xmlns:cx5="http://schemas.microsoft.com/office/drawing/2016/5/11/chartex" xmlns:cx4="http://schemas.microsoft.com/office/drawing/2016/5/10/chartex" xmlns:cx3="http://schemas.microsoft.com/office/drawing/2016/5/9/chartex" xmlns:cx2="http://schemas.microsoft.com/office/drawing/2015/10/21/chartex" xmlns:cx1="http://schemas.microsoft.com/office/drawing/2015/9/8/chartex" xmlns:cx="http://schemas.microsoft.com/office/drawing/2014/chartex" xmlns:wpc="http://schemas.microsoft.com/office/word/2010/wordprocessingCanvas" xmlns=""/>
+                        <ns6:shadowObscured/>
                       </a:ext>
                     </a:extLst>
                   </pic:spPr>
                 </pic:pic>
               </a:graphicData>
             </a:graphic>
-          </wp:inline>
+          </ns1:inline>
         </w:drawing>
       </w:r>
     </w:p>
@@ -43235,23 +43226,22 @@
           <w:lang w:eastAsia="ru-RU"/>
         </w:rPr>
         <w:drawing>
-          <wp:inline distT="0" distB="0" distL="0" distR="0">
-            <wp:extent cx="3161467" cy="1778000"/>
-            <wp:effectExtent l="0" t="0" r="1270" b="0"/>
-            <wp:docPr id="82" name="Picture 10"/>
-            <wp:cNvGraphicFramePr>
-              <a:graphicFrameLocks xmlns:a="http://schemas.openxmlformats.org/drawingml/2006/main" noChangeAspect="1"/>
-            </wp:cNvGraphicFramePr>
-            <a:graphic xmlns:a="http://schemas.openxmlformats.org/drawingml/2006/main">
+          <ns1:inline distT="0" distB="0" distL="0" distR="0">
+            <ns1:extent cx="3161467" cy="1778000"/>
+            <ns1:effectExtent l="0" t="0" r="1270" b="0"/>
+            <ns1:docPr id="82" name="Picture 10"/>
+            <ns1:cNvGraphicFramePr>
+              <a:graphicFrameLocks noChangeAspect="1"/>
+            </ns1:cNvGraphicFramePr>
+            <a:graphic>
               <a:graphicData uri="http://schemas.openxmlformats.org/drawingml/2006/picture">
-                <pic:pic xmlns:pic="http://schemas.openxmlformats.org/drawingml/2006/picture">
+                <pic:pic>
                   <pic:nvPicPr>
                     <pic:cNvPr id="1" name=""/>
                     <pic:cNvPicPr/>
                   </pic:nvPicPr>
                   <pic:blipFill rotWithShape="1">
                     <a:blip r:embed="rId50"/>
-                    <a:srcRect l="33467" t="32203" r="37738" b="37119"/>
                     <a:stretch/>
                   </pic:blipFill>
                   <pic:spPr bwMode="auto">
@@ -43267,14 +43257,14 @@
                     </a:ln>
                     <a:extLst>
                       <a:ext uri="{53640926-AAD7-44D8-BBD7-CCE9431645EC}">
-                        <a14:shadowObscured xmlns:a14="http://schemas.microsoft.com/office/drawing/2010/main" xmlns:wps="http://schemas.microsoft.com/office/word/2010/wordprocessingShape" xmlns:wpi="http://schemas.microsoft.com/office/word/2010/wordprocessingInk" xmlns:wpg="http://schemas.microsoft.com/office/word/2010/wordprocessingGroup" xmlns:w16se="http://schemas.microsoft.com/office/word/2015/wordml/symex" xmlns:w16cid="http://schemas.microsoft.com/office/word/2016/wordml/cid" xmlns:w15="http://schemas.microsoft.com/office/word/2012/wordml" xmlns:w14="http://schemas.microsoft.com/office/word/2010/wordml" xmlns:w="http://schemas.openxmlformats.org/wordprocessingml/2006/main" xmlns:w10="urn:schemas-microsoft-com:office:word" xmlns:wp14="http://schemas.microsoft.com/office/word/2010/wordprocessingDrawing" xmlns:v="urn:schemas-microsoft-com:vml" xmlns:o="urn:schemas-microsoft-com:office:office" xmlns:am3d="http://schemas.microsoft.com/office/drawing/2017/model3d" xmlns:aink="http://schemas.microsoft.com/office/drawing/2016/ink" xmlns:mc="http://schemas.openxmlformats.org/markup-compatibility/2006" xmlns:cx8="http://schemas.microsoft.com/office/drawing/2016/5/14/chartex" xmlns:cx7="http://schemas.microsoft.com/office/drawing/2016/5/13/chartex" xmlns:cx6="http://schemas.microsoft.com/office/drawing/2016/5/12/chartex" xmlns:cx5="http://schemas.microsoft.com/office/drawing/2016/5/11/chartex" xmlns:cx4="http://schemas.microsoft.com/office/drawing/2016/5/10/chartex" xmlns:cx3="http://schemas.microsoft.com/office/drawing/2016/5/9/chartex" xmlns:cx2="http://schemas.microsoft.com/office/drawing/2015/10/21/chartex" xmlns:cx1="http://schemas.microsoft.com/office/drawing/2015/9/8/chartex" xmlns:cx="http://schemas.microsoft.com/office/drawing/2014/chartex" xmlns:wpc="http://schemas.microsoft.com/office/word/2010/wordprocessingCanvas" xmlns=""/>
+                        <ns6:shadowObscured/>
                       </a:ext>
                     </a:extLst>
                   </pic:spPr>
                 </pic:pic>
               </a:graphicData>
             </a:graphic>
-          </wp:inline>
+          </ns1:inline>
         </w:drawing>
       </w:r>
     </w:p>
@@ -43557,23 +43547,22 @@
           <w:lang w:eastAsia="ru-RU"/>
         </w:rPr>
         <w:drawing>
-          <wp:inline distT="0" distB="0" distL="0" distR="0">
-            <wp:extent cx="2603500" cy="1593850"/>
-            <wp:effectExtent l="0" t="0" r="6350" b="6350"/>
-            <wp:docPr id="83" name="Picture 9"/>
-            <wp:cNvGraphicFramePr>
-              <a:graphicFrameLocks xmlns:a="http://schemas.openxmlformats.org/drawingml/2006/main" noChangeAspect="1"/>
-            </wp:cNvGraphicFramePr>
-            <a:graphic xmlns:a="http://schemas.openxmlformats.org/drawingml/2006/main">
+          <ns1:inline distT="0" distB="0" distL="0" distR="0">
+            <ns1:extent cx="2603500" cy="1593850"/>
+            <ns1:effectExtent l="0" t="0" r="6350" b="6350"/>
+            <ns1:docPr id="83" name="Picture 9"/>
+            <ns1:cNvGraphicFramePr>
+              <a:graphicFrameLocks noChangeAspect="1"/>
+            </ns1:cNvGraphicFramePr>
+            <a:graphic>
               <a:graphicData uri="http://schemas.openxmlformats.org/drawingml/2006/picture">
-                <pic:pic xmlns:pic="http://schemas.openxmlformats.org/drawingml/2006/picture">
+                <pic:pic>
                   <pic:nvPicPr>
                     <pic:cNvPr id="1" name=""/>
                     <pic:cNvPicPr/>
                   </pic:nvPicPr>
                   <pic:blipFill rotWithShape="1">
                     <a:blip r:embed="rId51"/>
-                    <a:srcRect l="33276" t="35254" r="36594" b="32882"/>
                     <a:stretch/>
                   </pic:blipFill>
                   <pic:spPr bwMode="auto">
@@ -43589,14 +43578,14 @@
                     </a:ln>
                     <a:extLst>
                       <a:ext uri="{53640926-AAD7-44D8-BBD7-CCE9431645EC}">
-                        <a14:shadowObscured xmlns:a14="http://schemas.microsoft.com/office/drawing/2010/main" xmlns:wps="http://schemas.microsoft.com/office/word/2010/wordprocessingShape" xmlns:wpi="http://schemas.microsoft.com/office/word/2010/wordprocessingInk" xmlns:wpg="http://schemas.microsoft.com/office/word/2010/wordprocessingGroup" xmlns:w16se="http://schemas.microsoft.com/office/word/2015/wordml/symex" xmlns:w16cid="http://schemas.microsoft.com/office/word/2016/wordml/cid" xmlns:w15="http://schemas.microsoft.com/office/word/2012/wordml" xmlns:w14="http://schemas.microsoft.com/office/word/2010/wordml" xmlns:w="http://schemas.openxmlformats.org/wordprocessingml/2006/main" xmlns:w10="urn:schemas-microsoft-com:office:word" xmlns:wp14="http://schemas.microsoft.com/office/word/2010/wordprocessingDrawing" xmlns:v="urn:schemas-microsoft-com:vml" xmlns:o="urn:schemas-microsoft-com:office:office" xmlns:am3d="http://schemas.microsoft.com/office/drawing/2017/model3d" xmlns:aink="http://schemas.microsoft.com/office/drawing/2016/ink" xmlns:mc="http://schemas.openxmlformats.org/markup-compatibility/2006" xmlns:cx8="http://schemas.microsoft.com/office/drawing/2016/5/14/chartex" xmlns:cx7="http://schemas.microsoft.com/office/drawing/2016/5/13/chartex" xmlns:cx6="http://schemas.microsoft.com/office/drawing/2016/5/12/chartex" xmlns:cx5="http://schemas.microsoft.com/office/drawing/2016/5/11/chartex" xmlns:cx4="http://schemas.microsoft.com/office/drawing/2016/5/10/chartex" xmlns:cx3="http://schemas.microsoft.com/office/drawing/2016/5/9/chartex" xmlns:cx2="http://schemas.microsoft.com/office/drawing/2015/10/21/chartex" xmlns:cx1="http://schemas.microsoft.com/office/drawing/2015/9/8/chartex" xmlns:cx="http://schemas.microsoft.com/office/drawing/2014/chartex" xmlns:wpc="http://schemas.microsoft.com/office/word/2010/wordprocessingCanvas" xmlns=""/>
+                        <ns6:shadowObscured/>
                       </a:ext>
                     </a:extLst>
                   </pic:spPr>
                 </pic:pic>
               </a:graphicData>
             </a:graphic>
-          </wp:inline>
+          </ns1:inline>
         </w:drawing>
       </w:r>
     </w:p>
@@ -43833,23 +43822,22 @@
           <w:lang w:eastAsia="ru-RU"/>
         </w:rPr>
         <w:drawing>
-          <wp:inline distT="0" distB="0" distL="0" distR="0">
-            <wp:extent cx="2768600" cy="1517650"/>
-            <wp:effectExtent l="0" t="0" r="0" b="6350"/>
-            <wp:docPr id="84" name="Picture 8"/>
-            <wp:cNvGraphicFramePr>
-              <a:graphicFrameLocks xmlns:a="http://schemas.openxmlformats.org/drawingml/2006/main" noChangeAspect="1"/>
-            </wp:cNvGraphicFramePr>
-            <a:graphic xmlns:a="http://schemas.openxmlformats.org/drawingml/2006/main">
+          <ns1:inline distT="0" distB="0" distL="0" distR="0">
+            <ns1:extent cx="2768600" cy="1517650"/>
+            <ns1:effectExtent l="0" t="0" r="0" b="6350"/>
+            <ns1:docPr id="84" name="Picture 8"/>
+            <ns1:cNvGraphicFramePr>
+              <a:graphicFrameLocks noChangeAspect="1"/>
+            </ns1:cNvGraphicFramePr>
+            <a:graphic>
               <a:graphicData uri="http://schemas.openxmlformats.org/drawingml/2006/picture">
-                <pic:pic xmlns:pic="http://schemas.openxmlformats.org/drawingml/2006/picture">
+                <pic:pic>
                   <pic:nvPicPr>
                     <pic:cNvPr id="1" name=""/>
                     <pic:cNvPicPr/>
                   </pic:nvPicPr>
                   <pic:blipFill rotWithShape="1">
                     <a:blip r:embed="rId52"/>
-                    <a:srcRect l="33371" t="25423" r="37833" b="45933"/>
                     <a:stretch/>
                   </pic:blipFill>
                   <pic:spPr bwMode="auto">
@@ -43865,14 +43853,14 @@
                     </a:ln>
                     <a:extLst>
                       <a:ext uri="{53640926-AAD7-44D8-BBD7-CCE9431645EC}">
-                        <a14:shadowObscured xmlns:a14="http://schemas.microsoft.com/office/drawing/2010/main" xmlns:wps="http://schemas.microsoft.com/office/word/2010/wordprocessingShape" xmlns:wpi="http://schemas.microsoft.com/office/word/2010/wordprocessingInk" xmlns:wpg="http://schemas.microsoft.com/office/word/2010/wordprocessingGroup" xmlns:w16se="http://schemas.microsoft.com/office/word/2015/wordml/symex" xmlns:w16cid="http://schemas.microsoft.com/office/word/2016/wordml/cid" xmlns:w15="http://schemas.microsoft.com/office/word/2012/wordml" xmlns:w14="http://schemas.microsoft.com/office/word/2010/wordml" xmlns:w="http://schemas.openxmlformats.org/wordprocessingml/2006/main" xmlns:w10="urn:schemas-microsoft-com:office:word" xmlns:wp14="http://schemas.microsoft.com/office/word/2010/wordprocessingDrawing" xmlns:v="urn:schemas-microsoft-com:vml" xmlns:o="urn:schemas-microsoft-com:office:office" xmlns:am3d="http://schemas.microsoft.com/office/drawing/2017/model3d" xmlns:aink="http://schemas.microsoft.com/office/drawing/2016/ink" xmlns:mc="http://schemas.openxmlformats.org/markup-compatibility/2006" xmlns:cx8="http://schemas.microsoft.com/office/drawing/2016/5/14/chartex" xmlns:cx7="http://schemas.microsoft.com/office/drawing/2016/5/13/chartex" xmlns:cx6="http://schemas.microsoft.com/office/drawing/2016/5/12/chartex" xmlns:cx5="http://schemas.microsoft.com/office/drawing/2016/5/11/chartex" xmlns:cx4="http://schemas.microsoft.com/office/drawing/2016/5/10/chartex" xmlns:cx3="http://schemas.microsoft.com/office/drawing/2016/5/9/chartex" xmlns:cx2="http://schemas.microsoft.com/office/drawing/2015/10/21/chartex" xmlns:cx1="http://schemas.microsoft.com/office/drawing/2015/9/8/chartex" xmlns:cx="http://schemas.microsoft.com/office/drawing/2014/chartex" xmlns:wpc="http://schemas.microsoft.com/office/word/2010/wordprocessingCanvas" xmlns=""/>
+                        <ns6:shadowObscured/>
                       </a:ext>
                     </a:extLst>
                   </pic:spPr>
                 </pic:pic>
               </a:graphicData>
             </a:graphic>
-          </wp:inline>
+          </ns1:inline>
         </w:drawing>
       </w:r>
     </w:p>
@@ -44108,23 +44096,22 @@
           <w:lang w:eastAsia="ru-RU"/>
         </w:rPr>
         <w:drawing>
-          <wp:inline distT="0" distB="0" distL="0" distR="0">
-            <wp:extent cx="2866103" cy="2019300"/>
-            <wp:effectExtent l="0" t="0" r="0" b="0"/>
-            <wp:docPr id="85" name="Picture 2"/>
-            <wp:cNvGraphicFramePr>
-              <a:graphicFrameLocks xmlns:a="http://schemas.openxmlformats.org/drawingml/2006/main" noChangeAspect="1"/>
-            </wp:cNvGraphicFramePr>
-            <a:graphic xmlns:a="http://schemas.openxmlformats.org/drawingml/2006/main">
+          <ns1:inline distT="0" distB="0" distL="0" distR="0">
+            <ns1:extent cx="2866103" cy="2019300"/>
+            <ns1:effectExtent l="0" t="0" r="0" b="0"/>
+            <ns1:docPr id="85" name="Picture 2"/>
+            <ns1:cNvGraphicFramePr>
+              <a:graphicFrameLocks noChangeAspect="1"/>
+            </ns1:cNvGraphicFramePr>
+            <a:graphic>
               <a:graphicData uri="http://schemas.openxmlformats.org/drawingml/2006/picture">
-                <pic:pic xmlns:pic="http://schemas.openxmlformats.org/drawingml/2006/picture">
+                <pic:pic>
                   <pic:nvPicPr>
                     <pic:cNvPr id="1" name=""/>
                     <pic:cNvPicPr/>
                   </pic:nvPicPr>
                   <pic:blipFill rotWithShape="1">
                     <a:blip r:embed="rId53"/>
-                    <a:srcRect l="14644" t="30407" r="52431" b="28355"/>
                     <a:stretch/>
                   </pic:blipFill>
                   <pic:spPr bwMode="auto">
@@ -44140,14 +44127,14 @@
                     </a:ln>
                     <a:extLst>
                       <a:ext uri="{53640926-AAD7-44D8-BBD7-CCE9431645EC}">
-                        <a14:shadowObscured xmlns:a14="http://schemas.microsoft.com/office/drawing/2010/main" xmlns:wps="http://schemas.microsoft.com/office/word/2010/wordprocessingShape" xmlns:wpi="http://schemas.microsoft.com/office/word/2010/wordprocessingInk" xmlns:wpg="http://schemas.microsoft.com/office/word/2010/wordprocessingGroup" xmlns:w16se="http://schemas.microsoft.com/office/word/2015/wordml/symex" xmlns:w16cid="http://schemas.microsoft.com/office/word/2016/wordml/cid" xmlns:w15="http://schemas.microsoft.com/office/word/2012/wordml" xmlns:w14="http://schemas.microsoft.com/office/word/2010/wordml" xmlns:w="http://schemas.openxmlformats.org/wordprocessingml/2006/main" xmlns:w10="urn:schemas-microsoft-com:office:word" xmlns:wp14="http://schemas.microsoft.com/office/word/2010/wordprocessingDrawing" xmlns:v="urn:schemas-microsoft-com:vml" xmlns:o="urn:schemas-microsoft-com:office:office" xmlns:am3d="http://schemas.microsoft.com/office/drawing/2017/model3d" xmlns:aink="http://schemas.microsoft.com/office/drawing/2016/ink" xmlns:mc="http://schemas.openxmlformats.org/markup-compatibility/2006" xmlns:cx8="http://schemas.microsoft.com/office/drawing/2016/5/14/chartex" xmlns:cx7="http://schemas.microsoft.com/office/drawing/2016/5/13/chartex" xmlns:cx6="http://schemas.microsoft.com/office/drawing/2016/5/12/chartex" xmlns:cx5="http://schemas.microsoft.com/office/drawing/2016/5/11/chartex" xmlns:cx4="http://schemas.microsoft.com/office/drawing/2016/5/10/chartex" xmlns:cx3="http://schemas.microsoft.com/office/drawing/2016/5/9/chartex" xmlns:cx2="http://schemas.microsoft.com/office/drawing/2015/10/21/chartex" xmlns:cx1="http://schemas.microsoft.com/office/drawing/2015/9/8/chartex" xmlns:cx="http://schemas.microsoft.com/office/drawing/2014/chartex" xmlns:wpc="http://schemas.microsoft.com/office/word/2010/wordprocessingCanvas" xmlns=""/>
+                        <ns6:shadowObscured/>
                       </a:ext>
                     </a:extLst>
                   </pic:spPr>
                 </pic:pic>
               </a:graphicData>
             </a:graphic>
-          </wp:inline>
+          </ns1:inline>
         </w:drawing>
       </w:r>
     </w:p>
